--- a/labs/lab05/report/report.docx
+++ b/labs/lab05/report/report.docx
@@ -7,6 +7,32 @@
         <w:pStyle w:val="Title"/>
       </w:pPr>
       <w:r>
+        <w:t xml:space="preserve">Отчет</w:t>
+      </w:r>
+      <w:r>
+        <w:t xml:space="preserve"> </w:t>
+      </w:r>
+      <w:r>
+        <w:t xml:space="preserve">о</w:t>
+      </w:r>
+      <w:r>
+        <w:t xml:space="preserve"> </w:t>
+      </w:r>
+      <w:r>
+        <w:t xml:space="preserve">лабораторной</w:t>
+      </w:r>
+      <w:r>
+        <w:t xml:space="preserve"> </w:t>
+      </w:r>
+      <w:r>
+        <w:t xml:space="preserve">работе</w:t>
+      </w:r>
+    </w:p>
+    <w:p>
+      <w:pPr>
+        <w:pStyle w:val="Subtitle"/>
+      </w:pPr>
+      <w:r>
         <w:t xml:space="preserve">Лабораторная</w:t>
       </w:r>
       <w:r>
@@ -24,18 +50,10 @@
     </w:p>
     <w:p>
       <w:pPr>
-        <w:pStyle w:val="Subtitle"/>
-      </w:pPr>
-      <w:r>
-        <w:t xml:space="preserve">Отчет</w:t>
-      </w:r>
-    </w:p>
-    <w:p>
-      <w:pPr>
         <w:pStyle w:val="Author"/>
       </w:pPr>
       <w:r>
-        <w:t xml:space="preserve">Казанчеев</w:t>
+        <w:t xml:space="preserve">Казначеев</w:t>
       </w:r>
       <w:r>
         <w:t xml:space="preserve"> </w:t>
@@ -99,11 +117,11 @@
         <w:pStyle w:val="FirstParagraph"/>
       </w:pPr>
       <w:r>
-        <w:t xml:space="preserve">Научится пользоватся pass и chezmoi</w:t>
+        <w:t xml:space="preserve">Получить навыки управления системными слажбами операционной системы посредством systemd</w:t>
       </w:r>
     </w:p>
     <w:bookmarkEnd w:id="20"/>
-    <w:bookmarkStart w:id="21" w:name="задание"/>
+    <w:bookmarkStart w:id="81" w:name="выполнение-лабораторной-работы"/>
     <w:p>
       <w:pPr>
         <w:pStyle w:val="Heading1"/>
@@ -118,7 +136,7 @@
         <w:tab/>
       </w:r>
       <w:r>
-        <w:t xml:space="preserve">Задание</w:t>
+        <w:t xml:space="preserve">Выполнение лабораторной работы</w:t>
       </w:r>
     </w:p>
     <w:p>
@@ -126,40 +144,7 @@
         <w:pStyle w:val="FirstParagraph"/>
       </w:pPr>
       <w:r>
-        <w:t xml:space="preserve">Настроить OC синхронизируя ее с данной</w:t>
-      </w:r>
-      <w:r>
-        <w:t xml:space="preserve"> </w:t>
-      </w:r>
-      <w:r>
-        <w:t xml:space="preserve">Научится использовать программы для управления паролями</w:t>
-      </w:r>
-    </w:p>
-    <w:bookmarkEnd w:id="21"/>
-    <w:bookmarkStart w:id="109" w:name="выполнение-лабораторной-работы"/>
-    <w:p>
-      <w:pPr>
-        <w:pStyle w:val="Heading1"/>
-      </w:pPr>
-      <w:r>
-        <w:rPr>
-          <w:rStyle w:val="SectionNumber"/>
-        </w:rPr>
-        <w:t xml:space="preserve">3</w:t>
-      </w:r>
-      <w:r>
-        <w:tab/>
-      </w:r>
-      <w:r>
-        <w:t xml:space="preserve">Выполнение лабораторной работы</w:t>
-      </w:r>
-    </w:p>
-    <w:p>
-      <w:pPr>
-        <w:pStyle w:val="FirstParagraph"/>
-      </w:pPr>
-      <w:r>
-        <w:t xml:space="preserve">Для начала необходимо установить pass и pass-out</w:t>
+        <w:t xml:space="preserve">Для начала откроем терминал и перейдем в супер пользователя root после чего проверяем статус службы Very Secure FTP и устанавливаем его (рис. 1).</w:t>
       </w:r>
     </w:p>
     <w:p>
@@ -169,20 +154,20 @@
       <w:r>
         <w:drawing>
           <wp:inline>
-            <wp:extent cx="5200650" cy="3629025"/>
+            <wp:extent cx="3733800" cy="3231095"/>
             <wp:effectExtent b="0" l="0" r="0" t="0"/>
-            <wp:docPr descr="1" title="" id="23" name="Picture"/>
+            <wp:docPr descr="1" title="" id="22" name="Picture"/>
             <a:graphic>
               <a:graphicData uri="http://schemas.openxmlformats.org/drawingml/2006/picture">
                 <pic:pic>
                   <pic:nvPicPr>
-                    <pic:cNvPr descr="image/1.png" id="24" name="Picture"/>
+                    <pic:cNvPr descr="image/1.png" id="23" name="Picture"/>
                     <pic:cNvPicPr>
                       <a:picLocks noChangeArrowheads="1" noChangeAspect="1"/>
                     </pic:cNvPicPr>
                   </pic:nvPicPr>
                   <pic:blipFill>
-                    <a:blip r:embed="rId22"/>
+                    <a:blip r:embed="rId21"/>
                     <a:stretch>
                       <a:fillRect/>
                     </a:stretch>
@@ -190,7 +175,7 @@
                   <pic:spPr bwMode="auto">
                     <a:xfrm>
                       <a:off x="0" y="0"/>
-                      <a:ext cx="5200650" cy="3629025"/>
+                      <a:ext cx="3733800" cy="3231095"/>
                     </a:xfrm>
                     <a:prstGeom prst="rect">
                       <a:avLst/>
@@ -214,7 +199,7 @@
         <w:pStyle w:val="ImageCaption"/>
       </w:pPr>
       <w:r>
-        <w:t xml:space="preserve">1</w:t>
+        <w:t xml:space="preserve">Рис. 1: 1</w:t>
       </w:r>
     </w:p>
     <w:p>
@@ -222,7 +207,7 @@
         <w:pStyle w:val="BodyText"/>
       </w:pPr>
       <w:r>
-        <w:t xml:space="preserve">Установим gopass</w:t>
+        <w:t xml:space="preserve">Далее запускаем службу Very Secure FTP и проверяем статус службы Very Secure FTP (рис. 2).</w:t>
       </w:r>
     </w:p>
     <w:p>
@@ -232,20 +217,20 @@
       <w:r>
         <w:drawing>
           <wp:inline>
-            <wp:extent cx="5191125" cy="2847975"/>
+            <wp:extent cx="3733800" cy="1001849"/>
             <wp:effectExtent b="0" l="0" r="0" t="0"/>
-            <wp:docPr descr="2" title="" id="26" name="Picture"/>
+            <wp:docPr descr="2" title="" id="25" name="Picture"/>
             <a:graphic>
               <a:graphicData uri="http://schemas.openxmlformats.org/drawingml/2006/picture">
                 <pic:pic>
                   <pic:nvPicPr>
-                    <pic:cNvPr descr="image/2.png" id="27" name="Picture"/>
+                    <pic:cNvPr descr="image/2.png" id="26" name="Picture"/>
                     <pic:cNvPicPr>
                       <a:picLocks noChangeArrowheads="1" noChangeAspect="1"/>
                     </pic:cNvPicPr>
                   </pic:nvPicPr>
                   <pic:blipFill>
-                    <a:blip r:embed="rId25"/>
+                    <a:blip r:embed="rId24"/>
                     <a:stretch>
                       <a:fillRect/>
                     </a:stretch>
@@ -253,7 +238,7 @@
                   <pic:spPr bwMode="auto">
                     <a:xfrm>
                       <a:off x="0" y="0"/>
-                      <a:ext cx="5191125" cy="2847975"/>
+                      <a:ext cx="3733800" cy="1001849"/>
                     </a:xfrm>
                     <a:prstGeom prst="rect">
                       <a:avLst/>
@@ -277,7 +262,7 @@
         <w:pStyle w:val="ImageCaption"/>
       </w:pPr>
       <w:r>
-        <w:t xml:space="preserve">2</w:t>
+        <w:t xml:space="preserve">Рис. 2: 2</w:t>
       </w:r>
     </w:p>
     <w:p>
@@ -285,7 +270,13 @@
         <w:pStyle w:val="BodyText"/>
       </w:pPr>
       <w:r>
-        <w:t xml:space="preserve">Выведем список pgp ключей</w:t>
+        <w:t xml:space="preserve">После чего чтобы добавить службу Very Secure FTP в автозапуск при загрузке операционной системы используем команду</w:t>
+      </w:r>
+      <w:r>
+        <w:t xml:space="preserve"> </w:t>
+      </w:r>
+      <w:r>
+        <w:t xml:space="preserve">systemctl enable vsftpd затем проверяем статус службы после чего удаляем службу из автозапуска используя команду systemctl disable и снова проверяем статус (рис.3).</w:t>
       </w:r>
     </w:p>
     <w:p>
@@ -295,20 +286,20 @@
       <w:r>
         <w:drawing>
           <wp:inline>
-            <wp:extent cx="5038725" cy="1514475"/>
+            <wp:extent cx="3733800" cy="2010507"/>
             <wp:effectExtent b="0" l="0" r="0" t="0"/>
-            <wp:docPr descr="3" title="" id="29" name="Picture"/>
+            <wp:docPr descr="3" title="" id="28" name="Picture"/>
             <a:graphic>
               <a:graphicData uri="http://schemas.openxmlformats.org/drawingml/2006/picture">
                 <pic:pic>
                   <pic:nvPicPr>
-                    <pic:cNvPr descr="image/3.png" id="30" name="Picture"/>
+                    <pic:cNvPr descr="image/3.png" id="29" name="Picture"/>
                     <pic:cNvPicPr>
                       <a:picLocks noChangeArrowheads="1" noChangeAspect="1"/>
                     </pic:cNvPicPr>
                   </pic:nvPicPr>
                   <pic:blipFill>
-                    <a:blip r:embed="rId28"/>
+                    <a:blip r:embed="rId27"/>
                     <a:stretch>
                       <a:fillRect/>
                     </a:stretch>
@@ -316,7 +307,7 @@
                   <pic:spPr bwMode="auto">
                     <a:xfrm>
                       <a:off x="0" y="0"/>
-                      <a:ext cx="5038725" cy="1514475"/>
+                      <a:ext cx="3733800" cy="2010507"/>
                     </a:xfrm>
                     <a:prstGeom prst="rect">
                       <a:avLst/>
@@ -340,7 +331,7 @@
         <w:pStyle w:val="ImageCaption"/>
       </w:pPr>
       <w:r>
-        <w:t xml:space="preserve">3</w:t>
+        <w:t xml:space="preserve">Рис. 3: 3</w:t>
       </w:r>
     </w:p>
     <w:p>
@@ -348,7 +339,7 @@
         <w:pStyle w:val="BodyText"/>
       </w:pPr>
       <w:r>
-        <w:t xml:space="preserve">Проинициализируем pass, указав свой email</w:t>
+        <w:t xml:space="preserve">Далее выводим символические ссылки ответственные за запуск различных сервисов после первого вывода мы увидим что ссылки на vsftpd.service не существует.После чего добавим службу Very Secure FTP в автозапуск и еще раз выведем ссылки и обнаружим что vsftpd.service добавилась (рис. 4).</w:t>
       </w:r>
     </w:p>
     <w:p>
@@ -358,20 +349,20 @@
       <w:r>
         <w:drawing>
           <wp:inline>
-            <wp:extent cx="3800475" cy="504825"/>
+            <wp:extent cx="3733800" cy="955723"/>
             <wp:effectExtent b="0" l="0" r="0" t="0"/>
-            <wp:docPr descr="4" title="" id="32" name="Picture"/>
+            <wp:docPr descr="4" title="" id="31" name="Picture"/>
             <a:graphic>
               <a:graphicData uri="http://schemas.openxmlformats.org/drawingml/2006/picture">
                 <pic:pic>
                   <pic:nvPicPr>
-                    <pic:cNvPr descr="image/4.png" id="33" name="Picture"/>
+                    <pic:cNvPr descr="image/4.png" id="32" name="Picture"/>
                     <pic:cNvPicPr>
                       <a:picLocks noChangeArrowheads="1" noChangeAspect="1"/>
                     </pic:cNvPicPr>
                   </pic:nvPicPr>
                   <pic:blipFill>
-                    <a:blip r:embed="rId31"/>
+                    <a:blip r:embed="rId30"/>
                     <a:stretch>
                       <a:fillRect/>
                     </a:stretch>
@@ -379,7 +370,7 @@
                   <pic:spPr bwMode="auto">
                     <a:xfrm>
                       <a:off x="0" y="0"/>
-                      <a:ext cx="3800475" cy="504825"/>
+                      <a:ext cx="3733800" cy="955723"/>
                     </a:xfrm>
                     <a:prstGeom prst="rect">
                       <a:avLst/>
@@ -403,7 +394,7 @@
         <w:pStyle w:val="ImageCaption"/>
       </w:pPr>
       <w:r>
-        <w:t xml:space="preserve">4</w:t>
+        <w:t xml:space="preserve">Рис. 4: 4</w:t>
       </w:r>
     </w:p>
     <w:p>
@@ -411,7 +402,7 @@
         <w:pStyle w:val="BodyText"/>
       </w:pPr>
       <w:r>
-        <w:t xml:space="preserve">Проинициализируем репозиторий с git для pass</w:t>
+        <w:t xml:space="preserve">Затем проверяем снова статус службы и увидим что файл юнита состояния изменено disabled на enabled(рис. 5).</w:t>
       </w:r>
     </w:p>
     <w:p>
@@ -421,20 +412,20 @@
       <w:r>
         <w:drawing>
           <wp:inline>
-            <wp:extent cx="5114925" cy="1428750"/>
+            <wp:extent cx="3733800" cy="873522"/>
             <wp:effectExtent b="0" l="0" r="0" t="0"/>
-            <wp:docPr descr="5" title="" id="35" name="Picture"/>
+            <wp:docPr descr="5" title="" id="34" name="Picture"/>
             <a:graphic>
               <a:graphicData uri="http://schemas.openxmlformats.org/drawingml/2006/picture">
                 <pic:pic>
                   <pic:nvPicPr>
-                    <pic:cNvPr descr="image/5.png" id="36" name="Picture"/>
+                    <pic:cNvPr descr="image/5.png" id="35" name="Picture"/>
                     <pic:cNvPicPr>
                       <a:picLocks noChangeArrowheads="1" noChangeAspect="1"/>
                     </pic:cNvPicPr>
                   </pic:nvPicPr>
                   <pic:blipFill>
-                    <a:blip r:embed="rId34"/>
+                    <a:blip r:embed="rId33"/>
                     <a:stretch>
                       <a:fillRect/>
                     </a:stretch>
@@ -442,7 +433,7 @@
                   <pic:spPr bwMode="auto">
                     <a:xfrm>
                       <a:off x="0" y="0"/>
-                      <a:ext cx="5114925" cy="1428750"/>
+                      <a:ext cx="3733800" cy="873522"/>
                     </a:xfrm>
                     <a:prstGeom prst="rect">
                       <a:avLst/>
@@ -466,7 +457,7 @@
         <w:pStyle w:val="ImageCaption"/>
       </w:pPr>
       <w:r>
-        <w:t xml:space="preserve">5</w:t>
+        <w:t xml:space="preserve">Рис. 5: 5</w:t>
       </w:r>
     </w:p>
     <w:p>
@@ -474,7 +465,7 @@
         <w:pStyle w:val="BodyText"/>
       </w:pPr>
       <w:r>
-        <w:t xml:space="preserve">Создадим репозиторий pass</w:t>
+        <w:t xml:space="preserve">Теперь выведем список зависимостей юнита (рис. 6).</w:t>
       </w:r>
     </w:p>
     <w:p>
@@ -484,20 +475,20 @@
       <w:r>
         <w:drawing>
           <wp:inline>
-            <wp:extent cx="4867275" cy="3248025"/>
+            <wp:extent cx="3733800" cy="2417422"/>
             <wp:effectExtent b="0" l="0" r="0" t="0"/>
-            <wp:docPr descr="6" title="" id="38" name="Picture"/>
+            <wp:docPr descr="6" title="" id="37" name="Picture"/>
             <a:graphic>
               <a:graphicData uri="http://schemas.openxmlformats.org/drawingml/2006/picture">
                 <pic:pic>
                   <pic:nvPicPr>
-                    <pic:cNvPr descr="image/6.png" id="39" name="Picture"/>
+                    <pic:cNvPr descr="image/6.png" id="38" name="Picture"/>
                     <pic:cNvPicPr>
                       <a:picLocks noChangeArrowheads="1" noChangeAspect="1"/>
                     </pic:cNvPicPr>
                   </pic:nvPicPr>
                   <pic:blipFill>
-                    <a:blip r:embed="rId37"/>
+                    <a:blip r:embed="rId36"/>
                     <a:stretch>
                       <a:fillRect/>
                     </a:stretch>
@@ -505,7 +496,7 @@
                   <pic:spPr bwMode="auto">
                     <a:xfrm>
                       <a:off x="0" y="0"/>
-                      <a:ext cx="4867275" cy="3248025"/>
+                      <a:ext cx="3733800" cy="2417422"/>
                     </a:xfrm>
                     <a:prstGeom prst="rect">
                       <a:avLst/>
@@ -529,7 +520,7 @@
         <w:pStyle w:val="ImageCaption"/>
       </w:pPr>
       <w:r>
-        <w:t xml:space="preserve">6</w:t>
+        <w:t xml:space="preserve">Рис. 6: 6</w:t>
       </w:r>
     </w:p>
     <w:p>
@@ -537,7 +528,7 @@
         <w:pStyle w:val="BodyText"/>
       </w:pPr>
       <w:r>
-        <w:t xml:space="preserve">Пробуем получить данные</w:t>
+        <w:t xml:space="preserve">Затем выведем список юнитов которые зависят от данного юнита(рис. 7).</w:t>
       </w:r>
     </w:p>
     <w:p>
@@ -547,20 +538,20 @@
       <w:r>
         <w:drawing>
           <wp:inline>
-            <wp:extent cx="3676650" cy="971550"/>
+            <wp:extent cx="3733800" cy="466725"/>
             <wp:effectExtent b="0" l="0" r="0" t="0"/>
-            <wp:docPr descr="7" title="" id="41" name="Picture"/>
+            <wp:docPr descr="7" title="" id="40" name="Picture"/>
             <a:graphic>
               <a:graphicData uri="http://schemas.openxmlformats.org/drawingml/2006/picture">
                 <pic:pic>
                   <pic:nvPicPr>
-                    <pic:cNvPr descr="image/7.png" id="42" name="Picture"/>
+                    <pic:cNvPr descr="image/7.png" id="41" name="Picture"/>
                     <pic:cNvPicPr>
                       <a:picLocks noChangeArrowheads="1" noChangeAspect="1"/>
                     </pic:cNvPicPr>
                   </pic:nvPicPr>
                   <pic:blipFill>
-                    <a:blip r:embed="rId40"/>
+                    <a:blip r:embed="rId39"/>
                     <a:stretch>
                       <a:fillRect/>
                     </a:stretch>
@@ -568,7 +559,7 @@
                   <pic:spPr bwMode="auto">
                     <a:xfrm>
                       <a:off x="0" y="0"/>
-                      <a:ext cx="3676650" cy="971550"/>
+                      <a:ext cx="3733800" cy="466725"/>
                     </a:xfrm>
                     <a:prstGeom prst="rect">
                       <a:avLst/>
@@ -592,7 +583,7 @@
         <w:pStyle w:val="ImageCaption"/>
       </w:pPr>
       <w:r>
-        <w:t xml:space="preserve">7</w:t>
+        <w:t xml:space="preserve">Рис. 7: 7</w:t>
       </w:r>
     </w:p>
     <w:p>
@@ -600,7 +591,7 @@
         <w:pStyle w:val="BodyText"/>
       </w:pPr>
       <w:r>
-        <w:t xml:space="preserve">Но не получаем так как репозиторий пуст. Выложим изменения на Github</w:t>
+        <w:t xml:space="preserve">После чего мы устанавливаем iptables (рис. 8).</w:t>
       </w:r>
     </w:p>
     <w:p>
@@ -610,20 +601,20 @@
       <w:r>
         <w:drawing>
           <wp:inline>
-            <wp:extent cx="4733925" cy="1114425"/>
+            <wp:extent cx="3733800" cy="1712341"/>
             <wp:effectExtent b="0" l="0" r="0" t="0"/>
-            <wp:docPr descr="8" title="" id="44" name="Picture"/>
+            <wp:docPr descr="8" title="" id="43" name="Picture"/>
             <a:graphic>
               <a:graphicData uri="http://schemas.openxmlformats.org/drawingml/2006/picture">
                 <pic:pic>
                   <pic:nvPicPr>
-                    <pic:cNvPr descr="image/8.png" id="45" name="Picture"/>
+                    <pic:cNvPr descr="image/8.png" id="44" name="Picture"/>
                     <pic:cNvPicPr>
                       <a:picLocks noChangeArrowheads="1" noChangeAspect="1"/>
                     </pic:cNvPicPr>
                   </pic:nvPicPr>
                   <pic:blipFill>
-                    <a:blip r:embed="rId43"/>
+                    <a:blip r:embed="rId42"/>
                     <a:stretch>
                       <a:fillRect/>
                     </a:stretch>
@@ -631,7 +622,7 @@
                   <pic:spPr bwMode="auto">
                     <a:xfrm>
                       <a:off x="0" y="0"/>
-                      <a:ext cx="4733925" cy="1114425"/>
+                      <a:ext cx="3733800" cy="1712341"/>
                     </a:xfrm>
                     <a:prstGeom prst="rect">
                       <a:avLst/>
@@ -655,7 +646,7 @@
         <w:pStyle w:val="ImageCaption"/>
       </w:pPr>
       <w:r>
-        <w:t xml:space="preserve">8</w:t>
+        <w:t xml:space="preserve">Рис. 8: 8</w:t>
       </w:r>
     </w:p>
     <w:p>
@@ -663,7 +654,7 @@
         <w:pStyle w:val="BodyText"/>
       </w:pPr>
       <w:r>
-        <w:t xml:space="preserve">Теперь снова пробуем получить данные</w:t>
+        <w:t xml:space="preserve">Проверяем статус firewalld и iptables (рис. 9).</w:t>
       </w:r>
     </w:p>
     <w:p>
@@ -673,20 +664,20 @@
       <w:r>
         <w:drawing>
           <wp:inline>
-            <wp:extent cx="3076575" cy="371475"/>
+            <wp:extent cx="3733800" cy="1204451"/>
             <wp:effectExtent b="0" l="0" r="0" t="0"/>
-            <wp:docPr descr="9" title="" id="47" name="Picture"/>
+            <wp:docPr descr="9" title="" id="46" name="Picture"/>
             <a:graphic>
               <a:graphicData uri="http://schemas.openxmlformats.org/drawingml/2006/picture">
                 <pic:pic>
                   <pic:nvPicPr>
-                    <pic:cNvPr descr="image/9.png" id="48" name="Picture"/>
+                    <pic:cNvPr descr="image/9.png" id="47" name="Picture"/>
                     <pic:cNvPicPr>
                       <a:picLocks noChangeArrowheads="1" noChangeAspect="1"/>
                     </pic:cNvPicPr>
                   </pic:nvPicPr>
                   <pic:blipFill>
-                    <a:blip r:embed="rId46"/>
+                    <a:blip r:embed="rId45"/>
                     <a:stretch>
                       <a:fillRect/>
                     </a:stretch>
@@ -694,7 +685,7 @@
                   <pic:spPr bwMode="auto">
                     <a:xfrm>
                       <a:off x="0" y="0"/>
-                      <a:ext cx="3076575" cy="371475"/>
+                      <a:ext cx="3733800" cy="1204451"/>
                     </a:xfrm>
                     <a:prstGeom prst="rect">
                       <a:avLst/>
@@ -718,7 +709,7 @@
         <w:pStyle w:val="ImageCaption"/>
       </w:pPr>
       <w:r>
-        <w:t xml:space="preserve">9</w:t>
+        <w:t xml:space="preserve">Рис. 9: 9</w:t>
       </w:r>
     </w:p>
     <w:p>
@@ -726,7 +717,7 @@
         <w:pStyle w:val="BodyText"/>
       </w:pPr>
       <w:r>
-        <w:t xml:space="preserve">Сделаем пустой коммит и выложим его</w:t>
+        <w:t xml:space="preserve">Пробуем запустить firewalld и iptables (рис. 10).</w:t>
       </w:r>
     </w:p>
     <w:p>
@@ -736,20 +727,20 @@
       <w:r>
         <w:drawing>
           <wp:inline>
-            <wp:extent cx="4667250" cy="1314450"/>
+            <wp:extent cx="3733800" cy="2073442"/>
             <wp:effectExtent b="0" l="0" r="0" t="0"/>
-            <wp:docPr descr="10" title="" id="50" name="Picture"/>
+            <wp:docPr descr="10" title="" id="49" name="Picture"/>
             <a:graphic>
               <a:graphicData uri="http://schemas.openxmlformats.org/drawingml/2006/picture">
                 <pic:pic>
                   <pic:nvPicPr>
-                    <pic:cNvPr descr="image/10.png" id="51" name="Picture"/>
+                    <pic:cNvPr descr="image/10.png" id="50" name="Picture"/>
                     <pic:cNvPicPr>
                       <a:picLocks noChangeArrowheads="1" noChangeAspect="1"/>
                     </pic:cNvPicPr>
                   </pic:nvPicPr>
                   <pic:blipFill>
-                    <a:blip r:embed="rId49"/>
+                    <a:blip r:embed="rId48"/>
                     <a:stretch>
                       <a:fillRect/>
                     </a:stretch>
@@ -757,7 +748,7 @@
                   <pic:spPr bwMode="auto">
                     <a:xfrm>
                       <a:off x="0" y="0"/>
-                      <a:ext cx="4667250" cy="1314450"/>
+                      <a:ext cx="3733800" cy="2073442"/>
                     </a:xfrm>
                     <a:prstGeom prst="rect">
                       <a:avLst/>
@@ -781,7 +772,7 @@
         <w:pStyle w:val="ImageCaption"/>
       </w:pPr>
       <w:r>
-        <w:t xml:space="preserve">10</w:t>
+        <w:t xml:space="preserve">Рис. 10: 10</w:t>
       </w:r>
     </w:p>
     <w:p>
@@ -789,7 +780,7 @@
         <w:pStyle w:val="BodyText"/>
       </w:pPr>
       <w:r>
-        <w:t xml:space="preserve">Проверим статус pass репозитория</w:t>
+        <w:t xml:space="preserve">После чего выведем на экран настройки конфликтов для firewalld и окажется что у него конфликт будет называться iptables.service iptable.service ebtables.service ipset.service (рис. 11).</w:t>
       </w:r>
     </w:p>
     <w:p>
@@ -799,20 +790,20 @@
       <w:r>
         <w:drawing>
           <wp:inline>
-            <wp:extent cx="4019550" cy="914400"/>
+            <wp:extent cx="3733800" cy="1617980"/>
             <wp:effectExtent b="0" l="0" r="0" t="0"/>
-            <wp:docPr descr="11" title="" id="53" name="Picture"/>
+            <wp:docPr descr="11" title="" id="52" name="Picture"/>
             <a:graphic>
               <a:graphicData uri="http://schemas.openxmlformats.org/drawingml/2006/picture">
                 <pic:pic>
                   <pic:nvPicPr>
-                    <pic:cNvPr descr="image/11.png" id="54" name="Picture"/>
+                    <pic:cNvPr descr="image/11.png" id="53" name="Picture"/>
                     <pic:cNvPicPr>
                       <a:picLocks noChangeArrowheads="1" noChangeAspect="1"/>
                     </pic:cNvPicPr>
                   </pic:nvPicPr>
                   <pic:blipFill>
-                    <a:blip r:embed="rId52"/>
+                    <a:blip r:embed="rId51"/>
                     <a:stretch>
                       <a:fillRect/>
                     </a:stretch>
@@ -820,7 +811,7 @@
                   <pic:spPr bwMode="auto">
                     <a:xfrm>
                       <a:off x="0" y="0"/>
-                      <a:ext cx="4019550" cy="914400"/>
+                      <a:ext cx="3733800" cy="1617980"/>
                     </a:xfrm>
                     <a:prstGeom prst="rect">
                       <a:avLst/>
@@ -844,7 +835,7 @@
         <w:pStyle w:val="ImageCaption"/>
       </w:pPr>
       <w:r>
-        <w:t xml:space="preserve">11</w:t>
+        <w:t xml:space="preserve">Рис. 11: 11</w:t>
       </w:r>
     </w:p>
     <w:p>
@@ -852,7 +843,7 @@
         <w:pStyle w:val="BodyText"/>
       </w:pPr>
       <w:r>
-        <w:t xml:space="preserve">Подключим репозиторий для скачивания browserpass</w:t>
+        <w:t xml:space="preserve">Теперь выведем для iptables и там не будет конфликтов (рис. 12).</w:t>
       </w:r>
     </w:p>
     <w:p>
@@ -862,20 +853,20 @@
       <w:r>
         <w:drawing>
           <wp:inline>
-            <wp:extent cx="5248275" cy="2019300"/>
+            <wp:extent cx="3733800" cy="1189671"/>
             <wp:effectExtent b="0" l="0" r="0" t="0"/>
-            <wp:docPr descr="12" title="" id="56" name="Picture"/>
+            <wp:docPr descr="12" title="" id="55" name="Picture"/>
             <a:graphic>
               <a:graphicData uri="http://schemas.openxmlformats.org/drawingml/2006/picture">
                 <pic:pic>
                   <pic:nvPicPr>
-                    <pic:cNvPr descr="image/12.png" id="57" name="Picture"/>
+                    <pic:cNvPr descr="image/12.png" id="56" name="Picture"/>
                     <pic:cNvPicPr>
                       <a:picLocks noChangeArrowheads="1" noChangeAspect="1"/>
                     </pic:cNvPicPr>
                   </pic:nvPicPr>
                   <pic:blipFill>
-                    <a:blip r:embed="rId55"/>
+                    <a:blip r:embed="rId54"/>
                     <a:stretch>
                       <a:fillRect/>
                     </a:stretch>
@@ -883,7 +874,7 @@
                   <pic:spPr bwMode="auto">
                     <a:xfrm>
                       <a:off x="0" y="0"/>
-                      <a:ext cx="5248275" cy="2019300"/>
+                      <a:ext cx="3733800" cy="1189671"/>
                     </a:xfrm>
                     <a:prstGeom prst="rect">
                       <a:avLst/>
@@ -907,7 +898,7 @@
         <w:pStyle w:val="ImageCaption"/>
       </w:pPr>
       <w:r>
-        <w:t xml:space="preserve">12</w:t>
+        <w:t xml:space="preserve">Рис. 12: 12</w:t>
       </w:r>
     </w:p>
     <w:p>
@@ -915,7 +906,7 @@
         <w:pStyle w:val="BodyText"/>
       </w:pPr>
       <w:r>
-        <w:t xml:space="preserve">установим browserpass</w:t>
+        <w:t xml:space="preserve">После чего выгружаем службу iptables и загружаем службу firewalld и блокируем запуск iptables(рис. 13).</w:t>
       </w:r>
     </w:p>
     <w:p>
@@ -925,20 +916,20 @@
       <w:r>
         <w:drawing>
           <wp:inline>
-            <wp:extent cx="5210175" cy="1914525"/>
+            <wp:extent cx="3733800" cy="338070"/>
             <wp:effectExtent b="0" l="0" r="0" t="0"/>
-            <wp:docPr descr="13" title="" id="59" name="Picture"/>
+            <wp:docPr descr="13" title="" id="58" name="Picture"/>
             <a:graphic>
               <a:graphicData uri="http://schemas.openxmlformats.org/drawingml/2006/picture">
                 <pic:pic>
                   <pic:nvPicPr>
-                    <pic:cNvPr descr="image/13.png" id="60" name="Picture"/>
+                    <pic:cNvPr descr="image/13.png" id="59" name="Picture"/>
                     <pic:cNvPicPr>
                       <a:picLocks noChangeArrowheads="1" noChangeAspect="1"/>
                     </pic:cNvPicPr>
                   </pic:nvPicPr>
                   <pic:blipFill>
-                    <a:blip r:embed="rId58"/>
+                    <a:blip r:embed="rId57"/>
                     <a:stretch>
                       <a:fillRect/>
                     </a:stretch>
@@ -946,7 +937,7 @@
                   <pic:spPr bwMode="auto">
                     <a:xfrm>
                       <a:off x="0" y="0"/>
-                      <a:ext cx="5210175" cy="1914525"/>
+                      <a:ext cx="3733800" cy="338070"/>
                     </a:xfrm>
                     <a:prstGeom prst="rect">
                       <a:avLst/>
@@ -970,7 +961,7 @@
         <w:pStyle w:val="ImageCaption"/>
       </w:pPr>
       <w:r>
-        <w:t xml:space="preserve">13</w:t>
+        <w:t xml:space="preserve">Рис. 13: 13</w:t>
       </w:r>
     </w:p>
     <w:p>
@@ -978,7 +969,7 @@
         <w:pStyle w:val="BodyText"/>
       </w:pPr>
       <w:r>
-        <w:t xml:space="preserve">и установим его в браузере</w:t>
+        <w:t xml:space="preserve">После блокировки iptables пробуем запустить его и у нас появляется ошибка указывающая что служба замаскирована и по этой причине не может быть запущена.Пробуем добавить iptables в автозапуск и убеждаемся что сервис будет не активен и также будет оотображаться как замаскированным (рис. [-fig. 14).</w:t>
       </w:r>
     </w:p>
     <w:p>
@@ -988,20 +979,20 @@
       <w:r>
         <w:drawing>
           <wp:inline>
-            <wp:extent cx="4400550" cy="2981325"/>
+            <wp:extent cx="3733800" cy="370939"/>
             <wp:effectExtent b="0" l="0" r="0" t="0"/>
-            <wp:docPr descr="14" title="" id="62" name="Picture"/>
+            <wp:docPr descr="14" title="" id="61" name="Picture"/>
             <a:graphic>
               <a:graphicData uri="http://schemas.openxmlformats.org/drawingml/2006/picture">
                 <pic:pic>
                   <pic:nvPicPr>
-                    <pic:cNvPr descr="image/14.png" id="63" name="Picture"/>
+                    <pic:cNvPr descr="image/14.png" id="62" name="Picture"/>
                     <pic:cNvPicPr>
                       <a:picLocks noChangeArrowheads="1" noChangeAspect="1"/>
                     </pic:cNvPicPr>
                   </pic:nvPicPr>
                   <pic:blipFill>
-                    <a:blip r:embed="rId61"/>
+                    <a:blip r:embed="rId60"/>
                     <a:stretch>
                       <a:fillRect/>
                     </a:stretch>
@@ -1009,7 +1000,7 @@
                   <pic:spPr bwMode="auto">
                     <a:xfrm>
                       <a:off x="0" y="0"/>
-                      <a:ext cx="4400550" cy="2981325"/>
+                      <a:ext cx="3733800" cy="370939"/>
                     </a:xfrm>
                     <a:prstGeom prst="rect">
                       <a:avLst/>
@@ -1033,7 +1024,7 @@
         <w:pStyle w:val="ImageCaption"/>
       </w:pPr>
       <w:r>
-        <w:t xml:space="preserve">14</w:t>
+        <w:t xml:space="preserve">Рис. 14: 14</w:t>
       </w:r>
     </w:p>
     <w:p>
@@ -1041,7 +1032,7 @@
         <w:pStyle w:val="BodyText"/>
       </w:pPr>
       <w:r>
-        <w:t xml:space="preserve">Создадим файл с паролем</w:t>
+        <w:t xml:space="preserve">После чего переходим в каталог system и нахом список всех целей которые можно изолировать (рис. 15).</w:t>
       </w:r>
     </w:p>
     <w:p>
@@ -1051,20 +1042,20 @@
       <w:r>
         <w:drawing>
           <wp:inline>
-            <wp:extent cx="4886325" cy="2266950"/>
+            <wp:extent cx="3733800" cy="2442858"/>
             <wp:effectExtent b="0" l="0" r="0" t="0"/>
-            <wp:docPr descr="15" title="" id="65" name="Picture"/>
+            <wp:docPr descr="15" title="" id="64" name="Picture"/>
             <a:graphic>
               <a:graphicData uri="http://schemas.openxmlformats.org/drawingml/2006/picture">
                 <pic:pic>
                   <pic:nvPicPr>
-                    <pic:cNvPr descr="image/15.png" id="66" name="Picture"/>
+                    <pic:cNvPr descr="image/15.png" id="65" name="Picture"/>
                     <pic:cNvPicPr>
                       <a:picLocks noChangeArrowheads="1" noChangeAspect="1"/>
                     </pic:cNvPicPr>
                   </pic:nvPicPr>
                   <pic:blipFill>
-                    <a:blip r:embed="rId64"/>
+                    <a:blip r:embed="rId63"/>
                     <a:stretch>
                       <a:fillRect/>
                     </a:stretch>
@@ -1072,7 +1063,7 @@
                   <pic:spPr bwMode="auto">
                     <a:xfrm>
                       <a:off x="0" y="0"/>
-                      <a:ext cx="4886325" cy="2266950"/>
+                      <a:ext cx="3733800" cy="2442858"/>
                     </a:xfrm>
                     <a:prstGeom prst="rect">
                       <a:avLst/>
@@ -1096,7 +1087,7 @@
         <w:pStyle w:val="ImageCaption"/>
       </w:pPr>
       <w:r>
-        <w:t xml:space="preserve">15</w:t>
+        <w:t xml:space="preserve">Рис. 15: 15</w:t>
       </w:r>
     </w:p>
     <w:p>
@@ -1104,7 +1095,7 @@
         <w:pStyle w:val="BodyText"/>
       </w:pPr>
       <w:r>
-        <w:t xml:space="preserve">И установим дополнительные пакеты</w:t>
+        <w:t xml:space="preserve">Далее переключаем операционную систему в режим восстановления (рис. 16).</w:t>
       </w:r>
     </w:p>
     <w:p>
@@ -1114,20 +1105,20 @@
       <w:r>
         <w:drawing>
           <wp:inline>
-            <wp:extent cx="4124325" cy="2228850"/>
+            <wp:extent cx="3733800" cy="503433"/>
             <wp:effectExtent b="0" l="0" r="0" t="0"/>
-            <wp:docPr descr="16" title="" id="68" name="Picture"/>
+            <wp:docPr descr="16" title="" id="67" name="Picture"/>
             <a:graphic>
               <a:graphicData uri="http://schemas.openxmlformats.org/drawingml/2006/picture">
                 <pic:pic>
                   <pic:nvPicPr>
-                    <pic:cNvPr descr="image/16.png" id="69" name="Picture"/>
+                    <pic:cNvPr descr="image/16.png" id="68" name="Picture"/>
                     <pic:cNvPicPr>
                       <a:picLocks noChangeArrowheads="1" noChangeAspect="1"/>
                     </pic:cNvPicPr>
                   </pic:nvPicPr>
                   <pic:blipFill>
-                    <a:blip r:embed="rId67"/>
+                    <a:blip r:embed="rId66"/>
                     <a:stretch>
                       <a:fillRect/>
                     </a:stretch>
@@ -1135,7 +1126,7 @@
                   <pic:spPr bwMode="auto">
                     <a:xfrm>
                       <a:off x="0" y="0"/>
-                      <a:ext cx="4124325" cy="2228850"/>
+                      <a:ext cx="3733800" cy="503433"/>
                     </a:xfrm>
                     <a:prstGeom prst="rect">
                       <a:avLst/>
@@ -1159,15 +1150,7 @@
         <w:pStyle w:val="ImageCaption"/>
       </w:pPr>
       <w:r>
-        <w:t xml:space="preserve">16</w:t>
-      </w:r>
-    </w:p>
-    <w:p>
-      <w:pPr>
-        <w:pStyle w:val="BodyText"/>
-      </w:pPr>
-      <w:r>
-        <w:t xml:space="preserve">Подключим репозиторий для скачивания шрифтов</w:t>
+        <w:t xml:space="preserve">Рис. 16: 16</w:t>
       </w:r>
     </w:p>
     <w:p>
@@ -1177,20 +1160,20 @@
       <w:r>
         <w:drawing>
           <wp:inline>
-            <wp:extent cx="5334000" cy="186297"/>
+            <wp:extent cx="3733800" cy="644169"/>
             <wp:effectExtent b="0" l="0" r="0" t="0"/>
-            <wp:docPr descr="17" title="" id="71" name="Picture"/>
+            <wp:docPr descr="17" title="" id="70" name="Picture"/>
             <a:graphic>
               <a:graphicData uri="http://schemas.openxmlformats.org/drawingml/2006/picture">
                 <pic:pic>
                   <pic:nvPicPr>
-                    <pic:cNvPr descr="image/17.png" id="72" name="Picture"/>
+                    <pic:cNvPr descr="image/17.png" id="71" name="Picture"/>
                     <pic:cNvPicPr>
                       <a:picLocks noChangeArrowheads="1" noChangeAspect="1"/>
                     </pic:cNvPicPr>
                   </pic:nvPicPr>
                   <pic:blipFill>
-                    <a:blip r:embed="rId70"/>
+                    <a:blip r:embed="rId69"/>
                     <a:stretch>
                       <a:fillRect/>
                     </a:stretch>
@@ -1198,7 +1181,7 @@
                   <pic:spPr bwMode="auto">
                     <a:xfrm>
                       <a:off x="0" y="0"/>
-                      <a:ext cx="5334000" cy="186297"/>
+                      <a:ext cx="3733800" cy="644169"/>
                     </a:xfrm>
                     <a:prstGeom prst="rect">
                       <a:avLst/>
@@ -1222,7 +1205,7 @@
         <w:pStyle w:val="ImageCaption"/>
       </w:pPr>
       <w:r>
-        <w:t xml:space="preserve">17</w:t>
+        <w:t xml:space="preserve">Рис. 17: 17</w:t>
       </w:r>
     </w:p>
     <w:p>
@@ -1230,7 +1213,7 @@
         <w:pStyle w:val="BodyText"/>
       </w:pPr>
       <w:r>
-        <w:t xml:space="preserve">Найдем шрифты</w:t>
+        <w:t xml:space="preserve">После перезапуска системы переходим в супер пользователя root и выводим установленную цель по умолчанию (рис. 18).</w:t>
       </w:r>
     </w:p>
     <w:p>
@@ -1240,20 +1223,20 @@
       <w:r>
         <w:drawing>
           <wp:inline>
-            <wp:extent cx="4524375" cy="466725"/>
+            <wp:extent cx="3733800" cy="556794"/>
             <wp:effectExtent b="0" l="0" r="0" t="0"/>
-            <wp:docPr descr="18" title="" id="74" name="Picture"/>
+            <wp:docPr descr="18" title="" id="73" name="Picture"/>
             <a:graphic>
               <a:graphicData uri="http://schemas.openxmlformats.org/drawingml/2006/picture">
                 <pic:pic>
                   <pic:nvPicPr>
-                    <pic:cNvPr descr="image/18.png" id="75" name="Picture"/>
+                    <pic:cNvPr descr="image/18.png" id="74" name="Picture"/>
                     <pic:cNvPicPr>
                       <a:picLocks noChangeArrowheads="1" noChangeAspect="1"/>
                     </pic:cNvPicPr>
                   </pic:nvPicPr>
                   <pic:blipFill>
-                    <a:blip r:embed="rId73"/>
+                    <a:blip r:embed="rId72"/>
                     <a:stretch>
                       <a:fillRect/>
                     </a:stretch>
@@ -1261,7 +1244,7 @@
                   <pic:spPr bwMode="auto">
                     <a:xfrm>
                       <a:off x="0" y="0"/>
-                      <a:ext cx="4524375" cy="466725"/>
+                      <a:ext cx="3733800" cy="556794"/>
                     </a:xfrm>
                     <a:prstGeom prst="rect">
                       <a:avLst/>
@@ -1285,7 +1268,7 @@
         <w:pStyle w:val="ImageCaption"/>
       </w:pPr>
       <w:r>
-        <w:t xml:space="preserve">18</w:t>
+        <w:t xml:space="preserve">Рис. 18: 18</w:t>
       </w:r>
     </w:p>
     <w:p>
@@ -1293,7 +1276,7 @@
         <w:pStyle w:val="BodyText"/>
       </w:pPr>
       <w:r>
-        <w:t xml:space="preserve">И установим</w:t>
+        <w:t xml:space="preserve">Далее устанавливаем цель используем команду systemctl set-default multi-user.target и перезаружем систему командой reboot.(рис. 19).</w:t>
       </w:r>
     </w:p>
     <w:p>
@@ -1303,20 +1286,20 @@
       <w:r>
         <w:drawing>
           <wp:inline>
-            <wp:extent cx="5334000" cy="399806"/>
+            <wp:extent cx="3733800" cy="248919"/>
             <wp:effectExtent b="0" l="0" r="0" t="0"/>
-            <wp:docPr descr="19" title="" id="77" name="Picture"/>
+            <wp:docPr descr="19" title="" id="76" name="Picture"/>
             <a:graphic>
               <a:graphicData uri="http://schemas.openxmlformats.org/drawingml/2006/picture">
                 <pic:pic>
                   <pic:nvPicPr>
-                    <pic:cNvPr descr="image/19.png" id="78" name="Picture"/>
+                    <pic:cNvPr descr="image/19.png" id="77" name="Picture"/>
                     <pic:cNvPicPr>
                       <a:picLocks noChangeArrowheads="1" noChangeAspect="1"/>
                     </pic:cNvPicPr>
                   </pic:nvPicPr>
                   <pic:blipFill>
-                    <a:blip r:embed="rId76"/>
+                    <a:blip r:embed="rId75"/>
                     <a:stretch>
                       <a:fillRect/>
                     </a:stretch>
@@ -1324,7 +1307,7 @@
                   <pic:spPr bwMode="auto">
                     <a:xfrm>
                       <a:off x="0" y="0"/>
-                      <a:ext cx="5334000" cy="399806"/>
+                      <a:ext cx="3733800" cy="248919"/>
                     </a:xfrm>
                     <a:prstGeom prst="rect">
                       <a:avLst/>
@@ -1348,7 +1331,7 @@
         <w:pStyle w:val="ImageCaption"/>
       </w:pPr>
       <w:r>
-        <w:t xml:space="preserve">19</w:t>
+        <w:t xml:space="preserve">Рис. 19: 19</w:t>
       </w:r>
     </w:p>
     <w:p>
@@ -1356,7 +1339,7 @@
         <w:pStyle w:val="BodyText"/>
       </w:pPr>
       <w:r>
-        <w:t xml:space="preserve">Установка chezmoi</w:t>
+        <w:t xml:space="preserve">Затем проверяем что система загрузилась в текстовом режиме.После чего получаем полномочия администратора для и вводим команду systemctl set-default graphical.target и вновь перезагружаем командой reboot.Убеждаемся что загрузилась в графическом режиме (рис. 20).</w:t>
       </w:r>
     </w:p>
     <w:p>
@@ -1366,20 +1349,20 @@
       <w:r>
         <w:drawing>
           <wp:inline>
-            <wp:extent cx="5334000" cy="896867"/>
+            <wp:extent cx="3733800" cy="980357"/>
             <wp:effectExtent b="0" l="0" r="0" t="0"/>
-            <wp:docPr descr="20" title="" id="80" name="Picture"/>
+            <wp:docPr descr="20" title="" id="79" name="Picture"/>
             <a:graphic>
               <a:graphicData uri="http://schemas.openxmlformats.org/drawingml/2006/picture">
                 <pic:pic>
                   <pic:nvPicPr>
-                    <pic:cNvPr descr="image/20.png" id="81" name="Picture"/>
+                    <pic:cNvPr descr="image/20.png" id="80" name="Picture"/>
                     <pic:cNvPicPr>
                       <a:picLocks noChangeArrowheads="1" noChangeAspect="1"/>
                     </pic:cNvPicPr>
                   </pic:nvPicPr>
                   <pic:blipFill>
-                    <a:blip r:embed="rId79"/>
+                    <a:blip r:embed="rId78"/>
                     <a:stretch>
                       <a:fillRect/>
                     </a:stretch>
@@ -1387,7 +1370,7 @@
                   <pic:spPr bwMode="auto">
                     <a:xfrm>
                       <a:off x="0" y="0"/>
-                      <a:ext cx="5334000" cy="896867"/>
+                      <a:ext cx="3733800" cy="980357"/>
                     </a:xfrm>
                     <a:prstGeom prst="rect">
                       <a:avLst/>
@@ -1411,578 +1394,194 @@
         <w:pStyle w:val="ImageCaption"/>
       </w:pPr>
       <w:r>
-        <w:t xml:space="preserve">20</w:t>
-      </w:r>
-    </w:p>
-    <w:p>
-      <w:pPr>
-        <w:pStyle w:val="BodyText"/>
-      </w:pPr>
-      <w:r>
-        <w:t xml:space="preserve">Создадим репозиторий из шаблона</w:t>
-      </w:r>
-    </w:p>
-    <w:p>
-      <w:pPr>
-        <w:pStyle w:val="CaptionedFigure"/>
-      </w:pPr>
-      <w:r>
-        <w:drawing>
-          <wp:inline>
-            <wp:extent cx="5334000" cy="317387"/>
-            <wp:effectExtent b="0" l="0" r="0" t="0"/>
-            <wp:docPr descr="21" title="" id="83" name="Picture"/>
-            <a:graphic>
-              <a:graphicData uri="http://schemas.openxmlformats.org/drawingml/2006/picture">
-                <pic:pic>
-                  <pic:nvPicPr>
-                    <pic:cNvPr descr="image/21.png" id="84" name="Picture"/>
-                    <pic:cNvPicPr>
-                      <a:picLocks noChangeArrowheads="1" noChangeAspect="1"/>
-                    </pic:cNvPicPr>
-                  </pic:nvPicPr>
-                  <pic:blipFill>
-                    <a:blip r:embed="rId82"/>
-                    <a:stretch>
-                      <a:fillRect/>
-                    </a:stretch>
-                  </pic:blipFill>
-                  <pic:spPr bwMode="auto">
-                    <a:xfrm>
-                      <a:off x="0" y="0"/>
-                      <a:ext cx="5334000" cy="317387"/>
-                    </a:xfrm>
-                    <a:prstGeom prst="rect">
-                      <a:avLst/>
-                    </a:prstGeom>
-                    <a:noFill/>
-                    <a:ln w="9525">
-                      <a:noFill/>
-                      <a:headEnd/>
-                      <a:tailEnd/>
-                    </a:ln>
-                  </pic:spPr>
-                </pic:pic>
-              </a:graphicData>
-            </a:graphic>
-          </wp:inline>
-        </w:drawing>
-      </w:r>
-    </w:p>
-    <w:p>
-      <w:pPr>
-        <w:pStyle w:val="ImageCaption"/>
-      </w:pPr>
-      <w:r>
-        <w:t xml:space="preserve">21</w:t>
-      </w:r>
-    </w:p>
-    <w:p>
-      <w:pPr>
-        <w:pStyle w:val="BodyText"/>
-      </w:pPr>
-      <w:r>
-        <w:t xml:space="preserve">Проинициализируем chezmoi, указав только что созданные репозиторий</w:t>
-      </w:r>
-    </w:p>
-    <w:p>
-      <w:pPr>
-        <w:pStyle w:val="CaptionedFigure"/>
-      </w:pPr>
-      <w:r>
-        <w:drawing>
-          <wp:inline>
-            <wp:extent cx="5334000" cy="1126632"/>
-            <wp:effectExtent b="0" l="0" r="0" t="0"/>
-            <wp:docPr descr="22" title="" id="86" name="Picture"/>
-            <a:graphic>
-              <a:graphicData uri="http://schemas.openxmlformats.org/drawingml/2006/picture">
-                <pic:pic>
-                  <pic:nvPicPr>
-                    <pic:cNvPr descr="image/22.png" id="87" name="Picture"/>
-                    <pic:cNvPicPr>
-                      <a:picLocks noChangeArrowheads="1" noChangeAspect="1"/>
-                    </pic:cNvPicPr>
-                  </pic:nvPicPr>
-                  <pic:blipFill>
-                    <a:blip r:embed="rId85"/>
-                    <a:stretch>
-                      <a:fillRect/>
-                    </a:stretch>
-                  </pic:blipFill>
-                  <pic:spPr bwMode="auto">
-                    <a:xfrm>
-                      <a:off x="0" y="0"/>
-                      <a:ext cx="5334000" cy="1126632"/>
-                    </a:xfrm>
-                    <a:prstGeom prst="rect">
-                      <a:avLst/>
-                    </a:prstGeom>
-                    <a:noFill/>
-                    <a:ln w="9525">
-                      <a:noFill/>
-                      <a:headEnd/>
-                      <a:tailEnd/>
-                    </a:ln>
-                  </pic:spPr>
-                </pic:pic>
-              </a:graphicData>
-            </a:graphic>
-          </wp:inline>
-        </w:drawing>
-      </w:r>
-    </w:p>
-    <w:p>
-      <w:pPr>
-        <w:pStyle w:val="ImageCaption"/>
-      </w:pPr>
-      <w:r>
-        <w:t xml:space="preserve">22</w:t>
-      </w:r>
-    </w:p>
-    <w:p>
-      <w:pPr>
-        <w:pStyle w:val="BodyText"/>
-      </w:pPr>
-      <w:r>
-        <w:t xml:space="preserve">Посмотрим на изменения</w:t>
-      </w:r>
-    </w:p>
-    <w:p>
-      <w:pPr>
-        <w:pStyle w:val="CaptionedFigure"/>
-      </w:pPr>
-      <w:r>
-        <w:drawing>
-          <wp:inline>
-            <wp:extent cx="5105400" cy="238125"/>
-            <wp:effectExtent b="0" l="0" r="0" t="0"/>
-            <wp:docPr descr="23" title="" id="89" name="Picture"/>
-            <a:graphic>
-              <a:graphicData uri="http://schemas.openxmlformats.org/drawingml/2006/picture">
-                <pic:pic>
-                  <pic:nvPicPr>
-                    <pic:cNvPr descr="image/23.png" id="90" name="Picture"/>
-                    <pic:cNvPicPr>
-                      <a:picLocks noChangeArrowheads="1" noChangeAspect="1"/>
-                    </pic:cNvPicPr>
-                  </pic:nvPicPr>
-                  <pic:blipFill>
-                    <a:blip r:embed="rId88"/>
-                    <a:stretch>
-                      <a:fillRect/>
-                    </a:stretch>
-                  </pic:blipFill>
-                  <pic:spPr bwMode="auto">
-                    <a:xfrm>
-                      <a:off x="0" y="0"/>
-                      <a:ext cx="5105400" cy="238125"/>
-                    </a:xfrm>
-                    <a:prstGeom prst="rect">
-                      <a:avLst/>
-                    </a:prstGeom>
-                    <a:noFill/>
-                    <a:ln w="9525">
-                      <a:noFill/>
-                      <a:headEnd/>
-                      <a:tailEnd/>
-                    </a:ln>
-                  </pic:spPr>
-                </pic:pic>
-              </a:graphicData>
-            </a:graphic>
-          </wp:inline>
-        </w:drawing>
-      </w:r>
-    </w:p>
-    <w:p>
-      <w:pPr>
-        <w:pStyle w:val="ImageCaption"/>
-      </w:pPr>
-      <w:r>
-        <w:t xml:space="preserve">23</w:t>
-      </w:r>
-    </w:p>
-    <w:p>
-      <w:pPr>
-        <w:pStyle w:val="BodyText"/>
-      </w:pPr>
-      <w:r>
-        <w:t xml:space="preserve">И согласимся с ними</w:t>
-      </w:r>
-    </w:p>
-    <w:p>
-      <w:pPr>
-        <w:pStyle w:val="CaptionedFigure"/>
-      </w:pPr>
-      <w:r>
-        <w:drawing>
-          <wp:inline>
-            <wp:extent cx="5324475" cy="190500"/>
-            <wp:effectExtent b="0" l="0" r="0" t="0"/>
-            <wp:docPr descr="24" title="" id="92" name="Picture"/>
-            <a:graphic>
-              <a:graphicData uri="http://schemas.openxmlformats.org/drawingml/2006/picture">
-                <pic:pic>
-                  <pic:nvPicPr>
-                    <pic:cNvPr descr="image/24.png" id="93" name="Picture"/>
-                    <pic:cNvPicPr>
-                      <a:picLocks noChangeArrowheads="1" noChangeAspect="1"/>
-                    </pic:cNvPicPr>
-                  </pic:nvPicPr>
-                  <pic:blipFill>
-                    <a:blip r:embed="rId91"/>
-                    <a:stretch>
-                      <a:fillRect/>
-                    </a:stretch>
-                  </pic:blipFill>
-                  <pic:spPr bwMode="auto">
-                    <a:xfrm>
-                      <a:off x="0" y="0"/>
-                      <a:ext cx="5324475" cy="190500"/>
-                    </a:xfrm>
-                    <a:prstGeom prst="rect">
-                      <a:avLst/>
-                    </a:prstGeom>
-                    <a:noFill/>
-                    <a:ln w="9525">
-                      <a:noFill/>
-                      <a:headEnd/>
-                      <a:tailEnd/>
-                    </a:ln>
-                  </pic:spPr>
-                </pic:pic>
-              </a:graphicData>
-            </a:graphic>
-          </wp:inline>
-        </w:drawing>
-      </w:r>
-    </w:p>
-    <w:p>
-      <w:pPr>
-        <w:pStyle w:val="ImageCaption"/>
-      </w:pPr>
-      <w:r>
-        <w:t xml:space="preserve">24</w:t>
-      </w:r>
-    </w:p>
-    <w:p>
-      <w:pPr>
-        <w:pStyle w:val="BodyText"/>
-      </w:pPr>
-      <w:r>
-        <w:t xml:space="preserve">Проинициализируем chezmoi на второй машине</w:t>
-      </w:r>
-    </w:p>
-    <w:p>
-      <w:pPr>
-        <w:pStyle w:val="CaptionedFigure"/>
-      </w:pPr>
-      <w:r>
-        <w:drawing>
-          <wp:inline>
-            <wp:extent cx="5162550" cy="1428750"/>
-            <wp:effectExtent b="0" l="0" r="0" t="0"/>
-            <wp:docPr descr="25" title="" id="95" name="Picture"/>
-            <a:graphic>
-              <a:graphicData uri="http://schemas.openxmlformats.org/drawingml/2006/picture">
-                <pic:pic>
-                  <pic:nvPicPr>
-                    <pic:cNvPr descr="image/25.png" id="96" name="Picture"/>
-                    <pic:cNvPicPr>
-                      <a:picLocks noChangeArrowheads="1" noChangeAspect="1"/>
-                    </pic:cNvPicPr>
-                  </pic:nvPicPr>
-                  <pic:blipFill>
-                    <a:blip r:embed="rId94"/>
-                    <a:stretch>
-                      <a:fillRect/>
-                    </a:stretch>
-                  </pic:blipFill>
-                  <pic:spPr bwMode="auto">
-                    <a:xfrm>
-                      <a:off x="0" y="0"/>
-                      <a:ext cx="5162550" cy="1428750"/>
-                    </a:xfrm>
-                    <a:prstGeom prst="rect">
-                      <a:avLst/>
-                    </a:prstGeom>
-                    <a:noFill/>
-                    <a:ln w="9525">
-                      <a:noFill/>
-                      <a:headEnd/>
-                      <a:tailEnd/>
-                    </a:ln>
-                  </pic:spPr>
-                </pic:pic>
-              </a:graphicData>
-            </a:graphic>
-          </wp:inline>
-        </w:drawing>
-      </w:r>
-    </w:p>
-    <w:p>
-      <w:pPr>
-        <w:pStyle w:val="ImageCaption"/>
-      </w:pPr>
-      <w:r>
-        <w:t xml:space="preserve">25</w:t>
-      </w:r>
-    </w:p>
-    <w:p>
-      <w:pPr>
-        <w:pStyle w:val="BodyText"/>
-      </w:pPr>
-      <w:r>
-        <w:t xml:space="preserve">Посмотрим изменения</w:t>
-      </w:r>
-    </w:p>
-    <w:p>
-      <w:pPr>
-        <w:pStyle w:val="CaptionedFigure"/>
-      </w:pPr>
-      <w:r>
-        <w:drawing>
-          <wp:inline>
-            <wp:extent cx="2247900" cy="238125"/>
-            <wp:effectExtent b="0" l="0" r="0" t="0"/>
-            <wp:docPr descr="26" title="" id="98" name="Picture"/>
-            <a:graphic>
-              <a:graphicData uri="http://schemas.openxmlformats.org/drawingml/2006/picture">
-                <pic:pic>
-                  <pic:nvPicPr>
-                    <pic:cNvPr descr="image/26.png" id="99" name="Picture"/>
-                    <pic:cNvPicPr>
-                      <a:picLocks noChangeArrowheads="1" noChangeAspect="1"/>
-                    </pic:cNvPicPr>
-                  </pic:nvPicPr>
-                  <pic:blipFill>
-                    <a:blip r:embed="rId97"/>
-                    <a:stretch>
-                      <a:fillRect/>
-                    </a:stretch>
-                  </pic:blipFill>
-                  <pic:spPr bwMode="auto">
-                    <a:xfrm>
-                      <a:off x="0" y="0"/>
-                      <a:ext cx="2247900" cy="238125"/>
-                    </a:xfrm>
-                    <a:prstGeom prst="rect">
-                      <a:avLst/>
-                    </a:prstGeom>
-                    <a:noFill/>
-                    <a:ln w="9525">
-                      <a:noFill/>
-                      <a:headEnd/>
-                      <a:tailEnd/>
-                    </a:ln>
-                  </pic:spPr>
-                </pic:pic>
-              </a:graphicData>
-            </a:graphic>
-          </wp:inline>
-        </w:drawing>
-      </w:r>
-    </w:p>
-    <w:p>
-      <w:pPr>
-        <w:pStyle w:val="ImageCaption"/>
-      </w:pPr>
-      <w:r>
-        <w:t xml:space="preserve">26</w:t>
-      </w:r>
-    </w:p>
-    <w:p>
-      <w:pPr>
-        <w:pStyle w:val="BodyText"/>
-      </w:pPr>
-      <w:r>
-        <w:t xml:space="preserve">И согласимся с ними</w:t>
-      </w:r>
-    </w:p>
-    <w:p>
-      <w:pPr>
-        <w:pStyle w:val="CaptionedFigure"/>
-      </w:pPr>
-      <w:r>
-        <w:drawing>
-          <wp:inline>
-            <wp:extent cx="2571750" cy="180975"/>
-            <wp:effectExtent b="0" l="0" r="0" t="0"/>
-            <wp:docPr descr="27" title="" id="101" name="Picture"/>
-            <a:graphic>
-              <a:graphicData uri="http://schemas.openxmlformats.org/drawingml/2006/picture">
-                <pic:pic>
-                  <pic:nvPicPr>
-                    <pic:cNvPr descr="image/27.png" id="102" name="Picture"/>
-                    <pic:cNvPicPr>
-                      <a:picLocks noChangeArrowheads="1" noChangeAspect="1"/>
-                    </pic:cNvPicPr>
-                  </pic:nvPicPr>
-                  <pic:blipFill>
-                    <a:blip r:embed="rId100"/>
-                    <a:stretch>
-                      <a:fillRect/>
-                    </a:stretch>
-                  </pic:blipFill>
-                  <pic:spPr bwMode="auto">
-                    <a:xfrm>
-                      <a:off x="0" y="0"/>
-                      <a:ext cx="2571750" cy="180975"/>
-                    </a:xfrm>
-                    <a:prstGeom prst="rect">
-                      <a:avLst/>
-                    </a:prstGeom>
-                    <a:noFill/>
-                    <a:ln w="9525">
-                      <a:noFill/>
-                      <a:headEnd/>
-                      <a:tailEnd/>
-                    </a:ln>
-                  </pic:spPr>
-                </pic:pic>
-              </a:graphicData>
-            </a:graphic>
-          </wp:inline>
-        </w:drawing>
-      </w:r>
-    </w:p>
-    <w:p>
-      <w:pPr>
-        <w:pStyle w:val="ImageCaption"/>
-      </w:pPr>
-      <w:r>
-        <w:t xml:space="preserve">27</w:t>
-      </w:r>
-    </w:p>
-    <w:p>
-      <w:pPr>
-        <w:pStyle w:val="BodyText"/>
-      </w:pPr>
-      <w:r>
-        <w:t xml:space="preserve">Извлечем изменения из репозитория</w:t>
-      </w:r>
-    </w:p>
-    <w:p>
-      <w:pPr>
-        <w:pStyle w:val="CaptionedFigure"/>
-      </w:pPr>
-      <w:r>
-        <w:drawing>
-          <wp:inline>
-            <wp:extent cx="5334000" cy="708538"/>
-            <wp:effectExtent b="0" l="0" r="0" t="0"/>
-            <wp:docPr descr="28" title="" id="104" name="Picture"/>
-            <a:graphic>
-              <a:graphicData uri="http://schemas.openxmlformats.org/drawingml/2006/picture">
-                <pic:pic>
-                  <pic:nvPicPr>
-                    <pic:cNvPr descr="image/28.png" id="105" name="Picture"/>
-                    <pic:cNvPicPr>
-                      <a:picLocks noChangeArrowheads="1" noChangeAspect="1"/>
-                    </pic:cNvPicPr>
-                  </pic:nvPicPr>
-                  <pic:blipFill>
-                    <a:blip r:embed="rId103"/>
-                    <a:stretch>
-                      <a:fillRect/>
-                    </a:stretch>
-                  </pic:blipFill>
-                  <pic:spPr bwMode="auto">
-                    <a:xfrm>
-                      <a:off x="0" y="0"/>
-                      <a:ext cx="5334000" cy="708538"/>
-                    </a:xfrm>
-                    <a:prstGeom prst="rect">
-                      <a:avLst/>
-                    </a:prstGeom>
-                    <a:noFill/>
-                    <a:ln w="9525">
-                      <a:noFill/>
-                      <a:headEnd/>
-                      <a:tailEnd/>
-                    </a:ln>
-                  </pic:spPr>
-                </pic:pic>
-              </a:graphicData>
-            </a:graphic>
-          </wp:inline>
-        </w:drawing>
-      </w:r>
-    </w:p>
-    <w:p>
-      <w:pPr>
-        <w:pStyle w:val="ImageCaption"/>
-      </w:pPr>
-      <w:r>
-        <w:t xml:space="preserve">28</w:t>
-      </w:r>
-    </w:p>
-    <w:p>
-      <w:pPr>
-        <w:pStyle w:val="BodyText"/>
-      </w:pPr>
-      <w:r>
-        <w:t xml:space="preserve">И отредактируем конфигурационный файл чтобы автоматически фиксировать изменения в исходный каталог в репозиторий</w:t>
-      </w:r>
-    </w:p>
-    <w:p>
-      <w:pPr>
-        <w:pStyle w:val="CaptionedFigure"/>
-      </w:pPr>
-      <w:r>
-        <w:drawing>
-          <wp:inline>
-            <wp:extent cx="4114800" cy="2133600"/>
-            <wp:effectExtent b="0" l="0" r="0" t="0"/>
-            <wp:docPr descr="29" title="" id="107" name="Picture"/>
-            <a:graphic>
-              <a:graphicData uri="http://schemas.openxmlformats.org/drawingml/2006/picture">
-                <pic:pic>
-                  <pic:nvPicPr>
-                    <pic:cNvPr descr="image/29.png" id="108" name="Picture"/>
-                    <pic:cNvPicPr>
-                      <a:picLocks noChangeArrowheads="1" noChangeAspect="1"/>
-                    </pic:cNvPicPr>
-                  </pic:nvPicPr>
-                  <pic:blipFill>
-                    <a:blip r:embed="rId106"/>
-                    <a:stretch>
-                      <a:fillRect/>
-                    </a:stretch>
-                  </pic:blipFill>
-                  <pic:spPr bwMode="auto">
-                    <a:xfrm>
-                      <a:off x="0" y="0"/>
-                      <a:ext cx="4114800" cy="2133600"/>
-                    </a:xfrm>
-                    <a:prstGeom prst="rect">
-                      <a:avLst/>
-                    </a:prstGeom>
-                    <a:noFill/>
-                    <a:ln w="9525">
-                      <a:noFill/>
-                      <a:headEnd/>
-                      <a:tailEnd/>
-                    </a:ln>
-                  </pic:spPr>
-                </pic:pic>
-              </a:graphicData>
-            </a:graphic>
-          </wp:inline>
-        </w:drawing>
-      </w:r>
-    </w:p>
-    <w:p>
-      <w:pPr>
-        <w:pStyle w:val="ImageCaption"/>
-      </w:pPr>
-      <w:r>
-        <w:t xml:space="preserve">29</w:t>
-      </w:r>
-    </w:p>
-    <w:bookmarkEnd w:id="109"/>
-    <w:bookmarkStart w:id="110" w:name="выводы"/>
+        <w:t xml:space="preserve">Рис. 20: 20</w:t>
+      </w:r>
+    </w:p>
+    <w:bookmarkEnd w:id="81"/>
+    <w:bookmarkStart w:id="82" w:name="контрольные-вопросы"/>
+    <w:p>
+      <w:pPr>
+        <w:pStyle w:val="Heading1"/>
+      </w:pPr>
+      <w:r>
+        <w:rPr>
+          <w:rStyle w:val="SectionNumber"/>
+        </w:rPr>
+        <w:t xml:space="preserve">3</w:t>
+      </w:r>
+      <w:r>
+        <w:tab/>
+      </w:r>
+      <w:r>
+        <w:t xml:space="preserve">Контрольные вопросы</w:t>
+      </w:r>
+    </w:p>
+    <w:p>
+      <w:pPr>
+        <w:pStyle w:val="Compact"/>
+        <w:numPr>
+          <w:ilvl w:val="0"/>
+          <w:numId w:val="1001"/>
+        </w:numPr>
+      </w:pPr>
+      <w:r>
+        <w:t xml:space="preserve">Что такое юнит (unit)? Приведите примеры.</w:t>
+      </w:r>
+    </w:p>
+    <w:p>
+      <w:pPr>
+        <w:pStyle w:val="FirstParagraph"/>
+      </w:pPr>
+      <w:r>
+        <w:t xml:space="preserve">Ответ - это объект systemd описывающий службу, устройство точку монтирования и т.д</w:t>
+      </w:r>
+      <w:r>
+        <w:t xml:space="preserve"> </w:t>
+      </w:r>
+      <w:r>
+        <w:t xml:space="preserve">Пример - service, target, mount</w:t>
+      </w:r>
+    </w:p>
+    <w:p>
+      <w:pPr>
+        <w:pStyle w:val="Compact"/>
+        <w:numPr>
+          <w:ilvl w:val="0"/>
+          <w:numId w:val="1002"/>
+        </w:numPr>
+      </w:pPr>
+      <w:r>
+        <w:t xml:space="preserve">Какая команда позволяет вам убедиться, что цель больше не входит в список автома-тического запуска при загрузке системы?</w:t>
+      </w:r>
+    </w:p>
+    <w:p>
+      <w:pPr>
+        <w:pStyle w:val="FirstParagraph"/>
+      </w:pPr>
+      <w:r>
+        <w:t xml:space="preserve">Ответ - чтобы проверить что цель больше не включина в автозапуск надо ввеси команду systemctl is-enabled</w:t>
+      </w:r>
+      <w:r>
+        <w:t xml:space="preserve"> </w:t>
+      </w:r>
+    </w:p>
+    <w:p>
+      <w:pPr>
+        <w:pStyle w:val="Compact"/>
+        <w:numPr>
+          <w:ilvl w:val="0"/>
+          <w:numId w:val="1003"/>
+        </w:numPr>
+      </w:pPr>
+      <w:r>
+        <w:t xml:space="preserve">Какую команду вы должны использовать для отображения всех сервисных юнитов,которые в настоящее время загружены?</w:t>
+      </w:r>
+    </w:p>
+    <w:p>
+      <w:pPr>
+        <w:pStyle w:val="FirstParagraph"/>
+      </w:pPr>
+      <w:r>
+        <w:t xml:space="preserve">Ответ - чтобы показать все загруженные сервисные юниты надо ввести команду systemctl list-units –type=service</w:t>
+      </w:r>
+    </w:p>
+    <w:p>
+      <w:pPr>
+        <w:pStyle w:val="Compact"/>
+        <w:numPr>
+          <w:ilvl w:val="0"/>
+          <w:numId w:val="1004"/>
+        </w:numPr>
+      </w:pPr>
+      <w:r>
+        <w:t xml:space="preserve">Как создать отребность (wants) в сервисе?</w:t>
+      </w:r>
+    </w:p>
+    <w:p>
+      <w:pPr>
+        <w:pStyle w:val="FirstParagraph"/>
+      </w:pPr>
+      <w:r>
+        <w:t xml:space="preserve">Ответ - что создать отребность (wants) в сервисе нужна команда systemctl add-wants</w:t>
+      </w:r>
+      <w:r>
+        <w:t xml:space="preserve"> </w:t>
+      </w:r>
+      <w:r>
+        <w:t xml:space="preserve">.target</w:t>
+      </w:r>
+      <w:r>
+        <w:t xml:space="preserve"> </w:t>
+      </w:r>
+      <w:r>
+        <w:t xml:space="preserve">.service</w:t>
+      </w:r>
+    </w:p>
+    <w:p>
+      <w:pPr>
+        <w:pStyle w:val="Compact"/>
+        <w:numPr>
+          <w:ilvl w:val="0"/>
+          <w:numId w:val="1005"/>
+        </w:numPr>
+      </w:pPr>
+      <w:r>
+        <w:t xml:space="preserve">Как переключить текущее состояние на цель восстановления (rescue target)?</w:t>
+      </w:r>
+    </w:p>
+    <w:p>
+      <w:pPr>
+        <w:pStyle w:val="FirstParagraph"/>
+      </w:pPr>
+      <w:r>
+        <w:t xml:space="preserve">Ответ - чтобы переключить текущее нужно переключиться в режим восстановления благодаря команде systemctl isolate rescue.target</w:t>
+      </w:r>
+    </w:p>
+    <w:p>
+      <w:pPr>
+        <w:pStyle w:val="Compact"/>
+        <w:numPr>
+          <w:ilvl w:val="0"/>
+          <w:numId w:val="1006"/>
+        </w:numPr>
+      </w:pPr>
+      <w:r>
+        <w:t xml:space="preserve">Поясните причину получения сообщения о том, что цель не может быть изолирована.</w:t>
+      </w:r>
+    </w:p>
+    <w:p>
+      <w:pPr>
+        <w:pStyle w:val="FirstParagraph"/>
+      </w:pPr>
+      <w:r>
+        <w:t xml:space="preserve">Ответ - Цель не может быть изолирована если она не установлена как AllowIsolate=yes в unit-файле</w:t>
+      </w:r>
+    </w:p>
+    <w:p>
+      <w:pPr>
+        <w:pStyle w:val="Compact"/>
+        <w:numPr>
+          <w:ilvl w:val="0"/>
+          <w:numId w:val="1007"/>
+        </w:numPr>
+      </w:pPr>
+      <w:r>
+        <w:t xml:space="preserve">Вы хотите отключить службу systemd, но, прежде чем сделать это, вы хотите узнать, какие другие юниты зависят от этой службы. Какую команду вы бы использовали?</w:t>
+      </w:r>
+    </w:p>
+    <w:p>
+      <w:pPr>
+        <w:pStyle w:val="FirstParagraph"/>
+      </w:pPr>
+      <w:r>
+        <w:t xml:space="preserve">Ответ - Показать зависимоть от службы командой systemctl list-dependecies</w:t>
+      </w:r>
+      <w:r>
+        <w:t xml:space="preserve"> </w:t>
+      </w:r>
+    </w:p>
+    <w:bookmarkEnd w:id="82"/>
+    <w:bookmarkStart w:id="83" w:name="выводы"/>
     <w:p>
       <w:pPr>
         <w:pStyle w:val="Heading1"/>
@@ -2005,10 +1604,10 @@
         <w:pStyle w:val="FirstParagraph"/>
       </w:pPr>
       <w:r>
-        <w:t xml:space="preserve">В результате я научился пользоватся pass и chezmoi</w:t>
-      </w:r>
-    </w:p>
-    <w:bookmarkEnd w:id="110"/>
+        <w:t xml:space="preserve">В результате выполнения лабораторной работы я получил нываки работы управления системными служюами операционной системе посредством systemd</w:t>
+      </w:r>
+    </w:p>
+    <w:bookmarkEnd w:id="83"/>
     <w:sectPr/>
   </w:body>
 </w:document>
@@ -2115,8 +1714,813 @@
       </w:pPr>
     </w:lvl>
   </w:abstractNum>
+  <w:abstractNum w:abstractNumId="99411">
+    <w:nsid w:val="00A99411"/>
+    <w:multiLevelType w:val="multilevel"/>
+    <w:lvl w:ilvl="0">
+      <w:start w:val="1"/>
+      <w:numFmt w:val="decimal"/>
+      <w:lvlText w:val="%1."/>
+      <w:lvlJc w:val="left"/>
+      <w:pPr>
+        <w:ind w:left="720" w:hanging="480"/>
+      </w:pPr>
+    </w:lvl>
+    <w:lvl w:ilvl="1">
+      <w:start w:val="1"/>
+      <w:numFmt w:val="decimal"/>
+      <w:lvlText w:val="%2."/>
+      <w:lvlJc w:val="left"/>
+      <w:pPr>
+        <w:ind w:left="1440" w:hanging="480"/>
+      </w:pPr>
+    </w:lvl>
+    <w:lvl w:ilvl="2">
+      <w:start w:val="1"/>
+      <w:numFmt w:val="decimal"/>
+      <w:lvlText w:val="%3."/>
+      <w:lvlJc w:val="left"/>
+      <w:pPr>
+        <w:ind w:left="2160" w:hanging="480"/>
+      </w:pPr>
+    </w:lvl>
+    <w:lvl w:ilvl="3">
+      <w:start w:val="1"/>
+      <w:numFmt w:val="decimal"/>
+      <w:lvlText w:val="%4."/>
+      <w:lvlJc w:val="left"/>
+      <w:pPr>
+        <w:ind w:left="2880" w:hanging="480"/>
+      </w:pPr>
+    </w:lvl>
+    <w:lvl w:ilvl="4">
+      <w:start w:val="1"/>
+      <w:numFmt w:val="decimal"/>
+      <w:lvlText w:val="%5."/>
+      <w:lvlJc w:val="left"/>
+      <w:pPr>
+        <w:ind w:left="3600" w:hanging="480"/>
+      </w:pPr>
+    </w:lvl>
+    <w:lvl w:ilvl="5">
+      <w:start w:val="1"/>
+      <w:numFmt w:val="decimal"/>
+      <w:lvlText w:val="%6."/>
+      <w:lvlJc w:val="left"/>
+      <w:pPr>
+        <w:ind w:left="4320" w:hanging="480"/>
+      </w:pPr>
+    </w:lvl>
+    <w:lvl w:ilvl="6">
+      <w:start w:val="1"/>
+      <w:numFmt w:val="decimal"/>
+      <w:lvlText w:val="%7."/>
+      <w:lvlJc w:val="left"/>
+      <w:pPr>
+        <w:ind w:left="5040" w:hanging="480"/>
+      </w:pPr>
+    </w:lvl>
+    <w:lvl w:ilvl="7">
+      <w:start w:val="1"/>
+      <w:numFmt w:val="decimal"/>
+      <w:lvlText w:val="%8."/>
+      <w:lvlJc w:val="left"/>
+      <w:pPr>
+        <w:ind w:left="5760" w:hanging="480"/>
+      </w:pPr>
+    </w:lvl>
+    <w:lvl w:ilvl="8">
+      <w:start w:val="1"/>
+      <w:numFmt w:val="decimal"/>
+      <w:lvlText w:val="%9."/>
+      <w:lvlJc w:val="left"/>
+      <w:pPr>
+        <w:ind w:left="6480" w:hanging="480"/>
+      </w:pPr>
+    </w:lvl>
+  </w:abstractNum>
+  <w:abstractNum w:abstractNumId="99412">
+    <w:nsid w:val="00A99412"/>
+    <w:multiLevelType w:val="multilevel"/>
+    <w:lvl w:ilvl="0">
+      <w:start w:val="2"/>
+      <w:numFmt w:val="decimal"/>
+      <w:lvlText w:val="%1."/>
+      <w:lvlJc w:val="left"/>
+      <w:pPr>
+        <w:ind w:left="720" w:hanging="480"/>
+      </w:pPr>
+    </w:lvl>
+    <w:lvl w:ilvl="1">
+      <w:start w:val="2"/>
+      <w:numFmt w:val="decimal"/>
+      <w:lvlText w:val="%2."/>
+      <w:lvlJc w:val="left"/>
+      <w:pPr>
+        <w:ind w:left="1440" w:hanging="480"/>
+      </w:pPr>
+    </w:lvl>
+    <w:lvl w:ilvl="2">
+      <w:start w:val="2"/>
+      <w:numFmt w:val="decimal"/>
+      <w:lvlText w:val="%3."/>
+      <w:lvlJc w:val="left"/>
+      <w:pPr>
+        <w:ind w:left="2160" w:hanging="480"/>
+      </w:pPr>
+    </w:lvl>
+    <w:lvl w:ilvl="3">
+      <w:start w:val="2"/>
+      <w:numFmt w:val="decimal"/>
+      <w:lvlText w:val="%4."/>
+      <w:lvlJc w:val="left"/>
+      <w:pPr>
+        <w:ind w:left="2880" w:hanging="480"/>
+      </w:pPr>
+    </w:lvl>
+    <w:lvl w:ilvl="4">
+      <w:start w:val="2"/>
+      <w:numFmt w:val="decimal"/>
+      <w:lvlText w:val="%5."/>
+      <w:lvlJc w:val="left"/>
+      <w:pPr>
+        <w:ind w:left="3600" w:hanging="480"/>
+      </w:pPr>
+    </w:lvl>
+    <w:lvl w:ilvl="5">
+      <w:start w:val="2"/>
+      <w:numFmt w:val="decimal"/>
+      <w:lvlText w:val="%6."/>
+      <w:lvlJc w:val="left"/>
+      <w:pPr>
+        <w:ind w:left="4320" w:hanging="480"/>
+      </w:pPr>
+    </w:lvl>
+    <w:lvl w:ilvl="6">
+      <w:start w:val="2"/>
+      <w:numFmt w:val="decimal"/>
+      <w:lvlText w:val="%7."/>
+      <w:lvlJc w:val="left"/>
+      <w:pPr>
+        <w:ind w:left="5040" w:hanging="480"/>
+      </w:pPr>
+    </w:lvl>
+    <w:lvl w:ilvl="7">
+      <w:start w:val="2"/>
+      <w:numFmt w:val="decimal"/>
+      <w:lvlText w:val="%8."/>
+      <w:lvlJc w:val="left"/>
+      <w:pPr>
+        <w:ind w:left="5760" w:hanging="480"/>
+      </w:pPr>
+    </w:lvl>
+    <w:lvl w:ilvl="8">
+      <w:start w:val="2"/>
+      <w:numFmt w:val="decimal"/>
+      <w:lvlText w:val="%9."/>
+      <w:lvlJc w:val="left"/>
+      <w:pPr>
+        <w:ind w:left="6480" w:hanging="480"/>
+      </w:pPr>
+    </w:lvl>
+  </w:abstractNum>
+  <w:abstractNum w:abstractNumId="99413">
+    <w:nsid w:val="00A99413"/>
+    <w:multiLevelType w:val="multilevel"/>
+    <w:lvl w:ilvl="0">
+      <w:start w:val="3"/>
+      <w:numFmt w:val="decimal"/>
+      <w:lvlText w:val="%1."/>
+      <w:lvlJc w:val="left"/>
+      <w:pPr>
+        <w:ind w:left="720" w:hanging="480"/>
+      </w:pPr>
+    </w:lvl>
+    <w:lvl w:ilvl="1">
+      <w:start w:val="3"/>
+      <w:numFmt w:val="decimal"/>
+      <w:lvlText w:val="%2."/>
+      <w:lvlJc w:val="left"/>
+      <w:pPr>
+        <w:ind w:left="1440" w:hanging="480"/>
+      </w:pPr>
+    </w:lvl>
+    <w:lvl w:ilvl="2">
+      <w:start w:val="3"/>
+      <w:numFmt w:val="decimal"/>
+      <w:lvlText w:val="%3."/>
+      <w:lvlJc w:val="left"/>
+      <w:pPr>
+        <w:ind w:left="2160" w:hanging="480"/>
+      </w:pPr>
+    </w:lvl>
+    <w:lvl w:ilvl="3">
+      <w:start w:val="3"/>
+      <w:numFmt w:val="decimal"/>
+      <w:lvlText w:val="%4."/>
+      <w:lvlJc w:val="left"/>
+      <w:pPr>
+        <w:ind w:left="2880" w:hanging="480"/>
+      </w:pPr>
+    </w:lvl>
+    <w:lvl w:ilvl="4">
+      <w:start w:val="3"/>
+      <w:numFmt w:val="decimal"/>
+      <w:lvlText w:val="%5."/>
+      <w:lvlJc w:val="left"/>
+      <w:pPr>
+        <w:ind w:left="3600" w:hanging="480"/>
+      </w:pPr>
+    </w:lvl>
+    <w:lvl w:ilvl="5">
+      <w:start w:val="3"/>
+      <w:numFmt w:val="decimal"/>
+      <w:lvlText w:val="%6."/>
+      <w:lvlJc w:val="left"/>
+      <w:pPr>
+        <w:ind w:left="4320" w:hanging="480"/>
+      </w:pPr>
+    </w:lvl>
+    <w:lvl w:ilvl="6">
+      <w:start w:val="3"/>
+      <w:numFmt w:val="decimal"/>
+      <w:lvlText w:val="%7."/>
+      <w:lvlJc w:val="left"/>
+      <w:pPr>
+        <w:ind w:left="5040" w:hanging="480"/>
+      </w:pPr>
+    </w:lvl>
+    <w:lvl w:ilvl="7">
+      <w:start w:val="3"/>
+      <w:numFmt w:val="decimal"/>
+      <w:lvlText w:val="%8."/>
+      <w:lvlJc w:val="left"/>
+      <w:pPr>
+        <w:ind w:left="5760" w:hanging="480"/>
+      </w:pPr>
+    </w:lvl>
+    <w:lvl w:ilvl="8">
+      <w:start w:val="3"/>
+      <w:numFmt w:val="decimal"/>
+      <w:lvlText w:val="%9."/>
+      <w:lvlJc w:val="left"/>
+      <w:pPr>
+        <w:ind w:left="6480" w:hanging="480"/>
+      </w:pPr>
+    </w:lvl>
+  </w:abstractNum>
+  <w:abstractNum w:abstractNumId="99414">
+    <w:nsid w:val="00A99414"/>
+    <w:multiLevelType w:val="multilevel"/>
+    <w:lvl w:ilvl="0">
+      <w:start w:val="4"/>
+      <w:numFmt w:val="decimal"/>
+      <w:lvlText w:val="%1."/>
+      <w:lvlJc w:val="left"/>
+      <w:pPr>
+        <w:ind w:left="720" w:hanging="480"/>
+      </w:pPr>
+    </w:lvl>
+    <w:lvl w:ilvl="1">
+      <w:start w:val="4"/>
+      <w:numFmt w:val="decimal"/>
+      <w:lvlText w:val="%2."/>
+      <w:lvlJc w:val="left"/>
+      <w:pPr>
+        <w:ind w:left="1440" w:hanging="480"/>
+      </w:pPr>
+    </w:lvl>
+    <w:lvl w:ilvl="2">
+      <w:start w:val="4"/>
+      <w:numFmt w:val="decimal"/>
+      <w:lvlText w:val="%3."/>
+      <w:lvlJc w:val="left"/>
+      <w:pPr>
+        <w:ind w:left="2160" w:hanging="480"/>
+      </w:pPr>
+    </w:lvl>
+    <w:lvl w:ilvl="3">
+      <w:start w:val="4"/>
+      <w:numFmt w:val="decimal"/>
+      <w:lvlText w:val="%4."/>
+      <w:lvlJc w:val="left"/>
+      <w:pPr>
+        <w:ind w:left="2880" w:hanging="480"/>
+      </w:pPr>
+    </w:lvl>
+    <w:lvl w:ilvl="4">
+      <w:start w:val="4"/>
+      <w:numFmt w:val="decimal"/>
+      <w:lvlText w:val="%5."/>
+      <w:lvlJc w:val="left"/>
+      <w:pPr>
+        <w:ind w:left="3600" w:hanging="480"/>
+      </w:pPr>
+    </w:lvl>
+    <w:lvl w:ilvl="5">
+      <w:start w:val="4"/>
+      <w:numFmt w:val="decimal"/>
+      <w:lvlText w:val="%6."/>
+      <w:lvlJc w:val="left"/>
+      <w:pPr>
+        <w:ind w:left="4320" w:hanging="480"/>
+      </w:pPr>
+    </w:lvl>
+    <w:lvl w:ilvl="6">
+      <w:start w:val="4"/>
+      <w:numFmt w:val="decimal"/>
+      <w:lvlText w:val="%7."/>
+      <w:lvlJc w:val="left"/>
+      <w:pPr>
+        <w:ind w:left="5040" w:hanging="480"/>
+      </w:pPr>
+    </w:lvl>
+    <w:lvl w:ilvl="7">
+      <w:start w:val="4"/>
+      <w:numFmt w:val="decimal"/>
+      <w:lvlText w:val="%8."/>
+      <w:lvlJc w:val="left"/>
+      <w:pPr>
+        <w:ind w:left="5760" w:hanging="480"/>
+      </w:pPr>
+    </w:lvl>
+    <w:lvl w:ilvl="8">
+      <w:start w:val="4"/>
+      <w:numFmt w:val="decimal"/>
+      <w:lvlText w:val="%9."/>
+      <w:lvlJc w:val="left"/>
+      <w:pPr>
+        <w:ind w:left="6480" w:hanging="480"/>
+      </w:pPr>
+    </w:lvl>
+  </w:abstractNum>
+  <w:abstractNum w:abstractNumId="99415">
+    <w:nsid w:val="00A99415"/>
+    <w:multiLevelType w:val="multilevel"/>
+    <w:lvl w:ilvl="0">
+      <w:start w:val="5"/>
+      <w:numFmt w:val="decimal"/>
+      <w:lvlText w:val="%1."/>
+      <w:lvlJc w:val="left"/>
+      <w:pPr>
+        <w:ind w:left="720" w:hanging="480"/>
+      </w:pPr>
+    </w:lvl>
+    <w:lvl w:ilvl="1">
+      <w:start w:val="5"/>
+      <w:numFmt w:val="decimal"/>
+      <w:lvlText w:val="%2."/>
+      <w:lvlJc w:val="left"/>
+      <w:pPr>
+        <w:ind w:left="1440" w:hanging="480"/>
+      </w:pPr>
+    </w:lvl>
+    <w:lvl w:ilvl="2">
+      <w:start w:val="5"/>
+      <w:numFmt w:val="decimal"/>
+      <w:lvlText w:val="%3."/>
+      <w:lvlJc w:val="left"/>
+      <w:pPr>
+        <w:ind w:left="2160" w:hanging="480"/>
+      </w:pPr>
+    </w:lvl>
+    <w:lvl w:ilvl="3">
+      <w:start w:val="5"/>
+      <w:numFmt w:val="decimal"/>
+      <w:lvlText w:val="%4."/>
+      <w:lvlJc w:val="left"/>
+      <w:pPr>
+        <w:ind w:left="2880" w:hanging="480"/>
+      </w:pPr>
+    </w:lvl>
+    <w:lvl w:ilvl="4">
+      <w:start w:val="5"/>
+      <w:numFmt w:val="decimal"/>
+      <w:lvlText w:val="%5."/>
+      <w:lvlJc w:val="left"/>
+      <w:pPr>
+        <w:ind w:left="3600" w:hanging="480"/>
+      </w:pPr>
+    </w:lvl>
+    <w:lvl w:ilvl="5">
+      <w:start w:val="5"/>
+      <w:numFmt w:val="decimal"/>
+      <w:lvlText w:val="%6."/>
+      <w:lvlJc w:val="left"/>
+      <w:pPr>
+        <w:ind w:left="4320" w:hanging="480"/>
+      </w:pPr>
+    </w:lvl>
+    <w:lvl w:ilvl="6">
+      <w:start w:val="5"/>
+      <w:numFmt w:val="decimal"/>
+      <w:lvlText w:val="%7."/>
+      <w:lvlJc w:val="left"/>
+      <w:pPr>
+        <w:ind w:left="5040" w:hanging="480"/>
+      </w:pPr>
+    </w:lvl>
+    <w:lvl w:ilvl="7">
+      <w:start w:val="5"/>
+      <w:numFmt w:val="decimal"/>
+      <w:lvlText w:val="%8."/>
+      <w:lvlJc w:val="left"/>
+      <w:pPr>
+        <w:ind w:left="5760" w:hanging="480"/>
+      </w:pPr>
+    </w:lvl>
+    <w:lvl w:ilvl="8">
+      <w:start w:val="5"/>
+      <w:numFmt w:val="decimal"/>
+      <w:lvlText w:val="%9."/>
+      <w:lvlJc w:val="left"/>
+      <w:pPr>
+        <w:ind w:left="6480" w:hanging="480"/>
+      </w:pPr>
+    </w:lvl>
+  </w:abstractNum>
+  <w:abstractNum w:abstractNumId="99416">
+    <w:nsid w:val="00A99416"/>
+    <w:multiLevelType w:val="multilevel"/>
+    <w:lvl w:ilvl="0">
+      <w:start w:val="6"/>
+      <w:numFmt w:val="decimal"/>
+      <w:lvlText w:val="%1."/>
+      <w:lvlJc w:val="left"/>
+      <w:pPr>
+        <w:ind w:left="720" w:hanging="480"/>
+      </w:pPr>
+    </w:lvl>
+    <w:lvl w:ilvl="1">
+      <w:start w:val="6"/>
+      <w:numFmt w:val="decimal"/>
+      <w:lvlText w:val="%2."/>
+      <w:lvlJc w:val="left"/>
+      <w:pPr>
+        <w:ind w:left="1440" w:hanging="480"/>
+      </w:pPr>
+    </w:lvl>
+    <w:lvl w:ilvl="2">
+      <w:start w:val="6"/>
+      <w:numFmt w:val="decimal"/>
+      <w:lvlText w:val="%3."/>
+      <w:lvlJc w:val="left"/>
+      <w:pPr>
+        <w:ind w:left="2160" w:hanging="480"/>
+      </w:pPr>
+    </w:lvl>
+    <w:lvl w:ilvl="3">
+      <w:start w:val="6"/>
+      <w:numFmt w:val="decimal"/>
+      <w:lvlText w:val="%4."/>
+      <w:lvlJc w:val="left"/>
+      <w:pPr>
+        <w:ind w:left="2880" w:hanging="480"/>
+      </w:pPr>
+    </w:lvl>
+    <w:lvl w:ilvl="4">
+      <w:start w:val="6"/>
+      <w:numFmt w:val="decimal"/>
+      <w:lvlText w:val="%5."/>
+      <w:lvlJc w:val="left"/>
+      <w:pPr>
+        <w:ind w:left="3600" w:hanging="480"/>
+      </w:pPr>
+    </w:lvl>
+    <w:lvl w:ilvl="5">
+      <w:start w:val="6"/>
+      <w:numFmt w:val="decimal"/>
+      <w:lvlText w:val="%6."/>
+      <w:lvlJc w:val="left"/>
+      <w:pPr>
+        <w:ind w:left="4320" w:hanging="480"/>
+      </w:pPr>
+    </w:lvl>
+    <w:lvl w:ilvl="6">
+      <w:start w:val="6"/>
+      <w:numFmt w:val="decimal"/>
+      <w:lvlText w:val="%7."/>
+      <w:lvlJc w:val="left"/>
+      <w:pPr>
+        <w:ind w:left="5040" w:hanging="480"/>
+      </w:pPr>
+    </w:lvl>
+    <w:lvl w:ilvl="7">
+      <w:start w:val="6"/>
+      <w:numFmt w:val="decimal"/>
+      <w:lvlText w:val="%8."/>
+      <w:lvlJc w:val="left"/>
+      <w:pPr>
+        <w:ind w:left="5760" w:hanging="480"/>
+      </w:pPr>
+    </w:lvl>
+    <w:lvl w:ilvl="8">
+      <w:start w:val="6"/>
+      <w:numFmt w:val="decimal"/>
+      <w:lvlText w:val="%9."/>
+      <w:lvlJc w:val="left"/>
+      <w:pPr>
+        <w:ind w:left="6480" w:hanging="480"/>
+      </w:pPr>
+    </w:lvl>
+  </w:abstractNum>
+  <w:abstractNum w:abstractNumId="99417">
+    <w:nsid w:val="00A99417"/>
+    <w:multiLevelType w:val="multilevel"/>
+    <w:lvl w:ilvl="0">
+      <w:start w:val="7"/>
+      <w:numFmt w:val="decimal"/>
+      <w:lvlText w:val="%1."/>
+      <w:lvlJc w:val="left"/>
+      <w:pPr>
+        <w:ind w:left="720" w:hanging="480"/>
+      </w:pPr>
+    </w:lvl>
+    <w:lvl w:ilvl="1">
+      <w:start w:val="7"/>
+      <w:numFmt w:val="decimal"/>
+      <w:lvlText w:val="%2."/>
+      <w:lvlJc w:val="left"/>
+      <w:pPr>
+        <w:ind w:left="1440" w:hanging="480"/>
+      </w:pPr>
+    </w:lvl>
+    <w:lvl w:ilvl="2">
+      <w:start w:val="7"/>
+      <w:numFmt w:val="decimal"/>
+      <w:lvlText w:val="%3."/>
+      <w:lvlJc w:val="left"/>
+      <w:pPr>
+        <w:ind w:left="2160" w:hanging="480"/>
+      </w:pPr>
+    </w:lvl>
+    <w:lvl w:ilvl="3">
+      <w:start w:val="7"/>
+      <w:numFmt w:val="decimal"/>
+      <w:lvlText w:val="%4."/>
+      <w:lvlJc w:val="left"/>
+      <w:pPr>
+        <w:ind w:left="2880" w:hanging="480"/>
+      </w:pPr>
+    </w:lvl>
+    <w:lvl w:ilvl="4">
+      <w:start w:val="7"/>
+      <w:numFmt w:val="decimal"/>
+      <w:lvlText w:val="%5."/>
+      <w:lvlJc w:val="left"/>
+      <w:pPr>
+        <w:ind w:left="3600" w:hanging="480"/>
+      </w:pPr>
+    </w:lvl>
+    <w:lvl w:ilvl="5">
+      <w:start w:val="7"/>
+      <w:numFmt w:val="decimal"/>
+      <w:lvlText w:val="%6."/>
+      <w:lvlJc w:val="left"/>
+      <w:pPr>
+        <w:ind w:left="4320" w:hanging="480"/>
+      </w:pPr>
+    </w:lvl>
+    <w:lvl w:ilvl="6">
+      <w:start w:val="7"/>
+      <w:numFmt w:val="decimal"/>
+      <w:lvlText w:val="%7."/>
+      <w:lvlJc w:val="left"/>
+      <w:pPr>
+        <w:ind w:left="5040" w:hanging="480"/>
+      </w:pPr>
+    </w:lvl>
+    <w:lvl w:ilvl="7">
+      <w:start w:val="7"/>
+      <w:numFmt w:val="decimal"/>
+      <w:lvlText w:val="%8."/>
+      <w:lvlJc w:val="left"/>
+      <w:pPr>
+        <w:ind w:left="5760" w:hanging="480"/>
+      </w:pPr>
+    </w:lvl>
+    <w:lvl w:ilvl="8">
+      <w:start w:val="7"/>
+      <w:numFmt w:val="decimal"/>
+      <w:lvlText w:val="%9."/>
+      <w:lvlJc w:val="left"/>
+      <w:pPr>
+        <w:ind w:left="6480" w:hanging="480"/>
+      </w:pPr>
+    </w:lvl>
+  </w:abstractNum>
   <w:num w:numId="1000">
     <w:abstractNumId w:val="990"/>
+  </w:num>
+  <w:num w:numId="1001">
+    <w:abstractNumId w:val="99411"/>
+    <w:lvlOverride w:ilvl="0">
+      <w:startOverride w:val="1"/>
+    </w:lvlOverride>
+    <w:lvlOverride w:ilvl="1">
+      <w:startOverride w:val="1"/>
+    </w:lvlOverride>
+    <w:lvlOverride w:ilvl="2">
+      <w:startOverride w:val="1"/>
+    </w:lvlOverride>
+    <w:lvlOverride w:ilvl="3">
+      <w:startOverride w:val="1"/>
+    </w:lvlOverride>
+    <w:lvlOverride w:ilvl="4">
+      <w:startOverride w:val="1"/>
+    </w:lvlOverride>
+    <w:lvlOverride w:ilvl="5">
+      <w:startOverride w:val="1"/>
+    </w:lvlOverride>
+    <w:lvlOverride w:ilvl="6">
+      <w:startOverride w:val="1"/>
+    </w:lvlOverride>
+    <w:lvlOverride w:ilvl="7">
+      <w:startOverride w:val="1"/>
+    </w:lvlOverride>
+    <w:lvlOverride w:ilvl="8">
+      <w:startOverride w:val="1"/>
+    </w:lvlOverride>
+  </w:num>
+  <w:num w:numId="1002">
+    <w:abstractNumId w:val="99412"/>
+    <w:lvlOverride w:ilvl="0">
+      <w:startOverride w:val="2"/>
+    </w:lvlOverride>
+    <w:lvlOverride w:ilvl="1">
+      <w:startOverride w:val="2"/>
+    </w:lvlOverride>
+    <w:lvlOverride w:ilvl="2">
+      <w:startOverride w:val="2"/>
+    </w:lvlOverride>
+    <w:lvlOverride w:ilvl="3">
+      <w:startOverride w:val="2"/>
+    </w:lvlOverride>
+    <w:lvlOverride w:ilvl="4">
+      <w:startOverride w:val="2"/>
+    </w:lvlOverride>
+    <w:lvlOverride w:ilvl="5">
+      <w:startOverride w:val="2"/>
+    </w:lvlOverride>
+    <w:lvlOverride w:ilvl="6">
+      <w:startOverride w:val="2"/>
+    </w:lvlOverride>
+    <w:lvlOverride w:ilvl="7">
+      <w:startOverride w:val="2"/>
+    </w:lvlOverride>
+    <w:lvlOverride w:ilvl="8">
+      <w:startOverride w:val="2"/>
+    </w:lvlOverride>
+  </w:num>
+  <w:num w:numId="1003">
+    <w:abstractNumId w:val="99413"/>
+    <w:lvlOverride w:ilvl="0">
+      <w:startOverride w:val="3"/>
+    </w:lvlOverride>
+    <w:lvlOverride w:ilvl="1">
+      <w:startOverride w:val="3"/>
+    </w:lvlOverride>
+    <w:lvlOverride w:ilvl="2">
+      <w:startOverride w:val="3"/>
+    </w:lvlOverride>
+    <w:lvlOverride w:ilvl="3">
+      <w:startOverride w:val="3"/>
+    </w:lvlOverride>
+    <w:lvlOverride w:ilvl="4">
+      <w:startOverride w:val="3"/>
+    </w:lvlOverride>
+    <w:lvlOverride w:ilvl="5">
+      <w:startOverride w:val="3"/>
+    </w:lvlOverride>
+    <w:lvlOverride w:ilvl="6">
+      <w:startOverride w:val="3"/>
+    </w:lvlOverride>
+    <w:lvlOverride w:ilvl="7">
+      <w:startOverride w:val="3"/>
+    </w:lvlOverride>
+    <w:lvlOverride w:ilvl="8">
+      <w:startOverride w:val="3"/>
+    </w:lvlOverride>
+  </w:num>
+  <w:num w:numId="1004">
+    <w:abstractNumId w:val="99414"/>
+    <w:lvlOverride w:ilvl="0">
+      <w:startOverride w:val="4"/>
+    </w:lvlOverride>
+    <w:lvlOverride w:ilvl="1">
+      <w:startOverride w:val="4"/>
+    </w:lvlOverride>
+    <w:lvlOverride w:ilvl="2">
+      <w:startOverride w:val="4"/>
+    </w:lvlOverride>
+    <w:lvlOverride w:ilvl="3">
+      <w:startOverride w:val="4"/>
+    </w:lvlOverride>
+    <w:lvlOverride w:ilvl="4">
+      <w:startOverride w:val="4"/>
+    </w:lvlOverride>
+    <w:lvlOverride w:ilvl="5">
+      <w:startOverride w:val="4"/>
+    </w:lvlOverride>
+    <w:lvlOverride w:ilvl="6">
+      <w:startOverride w:val="4"/>
+    </w:lvlOverride>
+    <w:lvlOverride w:ilvl="7">
+      <w:startOverride w:val="4"/>
+    </w:lvlOverride>
+    <w:lvlOverride w:ilvl="8">
+      <w:startOverride w:val="4"/>
+    </w:lvlOverride>
+  </w:num>
+  <w:num w:numId="1005">
+    <w:abstractNumId w:val="99415"/>
+    <w:lvlOverride w:ilvl="0">
+      <w:startOverride w:val="5"/>
+    </w:lvlOverride>
+    <w:lvlOverride w:ilvl="1">
+      <w:startOverride w:val="5"/>
+    </w:lvlOverride>
+    <w:lvlOverride w:ilvl="2">
+      <w:startOverride w:val="5"/>
+    </w:lvlOverride>
+    <w:lvlOverride w:ilvl="3">
+      <w:startOverride w:val="5"/>
+    </w:lvlOverride>
+    <w:lvlOverride w:ilvl="4">
+      <w:startOverride w:val="5"/>
+    </w:lvlOverride>
+    <w:lvlOverride w:ilvl="5">
+      <w:startOverride w:val="5"/>
+    </w:lvlOverride>
+    <w:lvlOverride w:ilvl="6">
+      <w:startOverride w:val="5"/>
+    </w:lvlOverride>
+    <w:lvlOverride w:ilvl="7">
+      <w:startOverride w:val="5"/>
+    </w:lvlOverride>
+    <w:lvlOverride w:ilvl="8">
+      <w:startOverride w:val="5"/>
+    </w:lvlOverride>
+  </w:num>
+  <w:num w:numId="1006">
+    <w:abstractNumId w:val="99416"/>
+    <w:lvlOverride w:ilvl="0">
+      <w:startOverride w:val="6"/>
+    </w:lvlOverride>
+    <w:lvlOverride w:ilvl="1">
+      <w:startOverride w:val="6"/>
+    </w:lvlOverride>
+    <w:lvlOverride w:ilvl="2">
+      <w:startOverride w:val="6"/>
+    </w:lvlOverride>
+    <w:lvlOverride w:ilvl="3">
+      <w:startOverride w:val="6"/>
+    </w:lvlOverride>
+    <w:lvlOverride w:ilvl="4">
+      <w:startOverride w:val="6"/>
+    </w:lvlOverride>
+    <w:lvlOverride w:ilvl="5">
+      <w:startOverride w:val="6"/>
+    </w:lvlOverride>
+    <w:lvlOverride w:ilvl="6">
+      <w:startOverride w:val="6"/>
+    </w:lvlOverride>
+    <w:lvlOverride w:ilvl="7">
+      <w:startOverride w:val="6"/>
+    </w:lvlOverride>
+    <w:lvlOverride w:ilvl="8">
+      <w:startOverride w:val="6"/>
+    </w:lvlOverride>
+  </w:num>
+  <w:num w:numId="1007">
+    <w:abstractNumId w:val="99417"/>
+    <w:lvlOverride w:ilvl="0">
+      <w:startOverride w:val="7"/>
+    </w:lvlOverride>
+    <w:lvlOverride w:ilvl="1">
+      <w:startOverride w:val="7"/>
+    </w:lvlOverride>
+    <w:lvlOverride w:ilvl="2">
+      <w:startOverride w:val="7"/>
+    </w:lvlOverride>
+    <w:lvlOverride w:ilvl="3">
+      <w:startOverride w:val="7"/>
+    </w:lvlOverride>
+    <w:lvlOverride w:ilvl="4">
+      <w:startOverride w:val="7"/>
+    </w:lvlOverride>
+    <w:lvlOverride w:ilvl="5">
+      <w:startOverride w:val="7"/>
+    </w:lvlOverride>
+    <w:lvlOverride w:ilvl="6">
+      <w:startOverride w:val="7"/>
+    </w:lvlOverride>
+    <w:lvlOverride w:ilvl="7">
+      <w:startOverride w:val="7"/>
+    </w:lvlOverride>
+    <w:lvlOverride w:ilvl="8">
+      <w:startOverride w:val="7"/>
+    </w:lvlOverride>
   </w:num>
 </w:numbering>
 </file>
